--- a/Hashing/Hashing.docx
+++ b/Hashing/Hashing.docx
@@ -50,7 +50,6 @@
           <w:szCs w:val="28"/>
         </w:rPr>
       </w:pPr>
-      <w:proofErr w:type="gramStart"/>
       <w:r>
         <w:rPr>
           <w:sz w:val="28"/>
@@ -65,17 +64,7 @@
           <w:sz w:val="28"/>
           <w:szCs w:val="28"/>
         </w:rPr>
-        <w:t>Definition</w:t>
-      </w:r>
-      <w:proofErr w:type="gramEnd"/>
-      <w:r>
-        <w:rPr>
-          <w:b/>
-          <w:bCs/>
-          <w:sz w:val="28"/>
-          <w:szCs w:val="28"/>
-        </w:rPr>
-        <w:t>:</w:t>
+        <w:t>Definition:</w:t>
       </w:r>
       <w:r>
         <w:rPr>
@@ -91,36 +80,7 @@
           <w:sz w:val="28"/>
           <w:szCs w:val="28"/>
         </w:rPr>
-        <w:t>conv</w:t>
-      </w:r>
-      <w:r>
-        <w:rPr>
-          <w:b/>
-          <w:bCs/>
-          <w:sz w:val="28"/>
-          <w:szCs w:val="28"/>
-        </w:rPr>
-        <w:tab/>
-      </w:r>
-      <w:proofErr w:type="spellStart"/>
-      <w:r>
-        <w:rPr>
-          <w:b/>
-          <w:bCs/>
-          <w:sz w:val="28"/>
-          <w:szCs w:val="28"/>
-        </w:rPr>
-        <w:t>ert</w:t>
-      </w:r>
-      <w:proofErr w:type="spellEnd"/>
-      <w:r>
-        <w:rPr>
-          <w:b/>
-          <w:bCs/>
-          <w:sz w:val="28"/>
-          <w:szCs w:val="28"/>
-        </w:rPr>
-        <w:t xml:space="preserve"> a key into a number</w:t>
+        <w:t>convert a key into a number</w:t>
       </w:r>
       <w:r>
         <w:rPr>
@@ -153,7 +113,6 @@
           <w:szCs w:val="28"/>
         </w:rPr>
       </w:pPr>
-      <w:proofErr w:type="gramStart"/>
       <w:r>
         <w:rPr>
           <w:sz w:val="28"/>
@@ -168,17 +127,7 @@
           <w:sz w:val="28"/>
           <w:szCs w:val="28"/>
         </w:rPr>
-        <w:t>Purpose</w:t>
-      </w:r>
-      <w:proofErr w:type="gramEnd"/>
-      <w:r>
-        <w:rPr>
-          <w:b/>
-          <w:bCs/>
-          <w:sz w:val="28"/>
-          <w:szCs w:val="28"/>
-        </w:rPr>
-        <w:t>:</w:t>
+        <w:t>Purpose:</w:t>
       </w:r>
       <w:r>
         <w:rPr>
@@ -211,7 +160,6 @@
           <w:szCs w:val="28"/>
         </w:rPr>
       </w:pPr>
-      <w:proofErr w:type="gramStart"/>
       <w:r>
         <w:rPr>
           <w:sz w:val="28"/>
@@ -226,17 +174,7 @@
           <w:sz w:val="28"/>
           <w:szCs w:val="28"/>
         </w:rPr>
-        <w:t>Key</w:t>
-      </w:r>
-      <w:proofErr w:type="gramEnd"/>
-      <w:r>
-        <w:rPr>
-          <w:b/>
-          <w:bCs/>
-          <w:sz w:val="28"/>
-          <w:szCs w:val="28"/>
-        </w:rPr>
-        <w:t xml:space="preserve"> points:</w:t>
+        <w:t>Key points:</w:t>
       </w:r>
     </w:p>
     <w:p>
@@ -622,33 +560,8 @@
           <w:sz w:val="28"/>
           <w:szCs w:val="28"/>
         </w:rPr>
-        <w:t xml:space="preserve">function </w:t>
-      </w:r>
-      <w:proofErr w:type="gramStart"/>
-      <w:r>
-        <w:rPr>
-          <w:sz w:val="28"/>
-          <w:szCs w:val="28"/>
-        </w:rPr>
-        <w:t>hash(</w:t>
-      </w:r>
-      <w:proofErr w:type="gramEnd"/>
-      <w:r>
-        <w:rPr>
-          <w:sz w:val="28"/>
-          <w:szCs w:val="28"/>
-        </w:rPr>
-        <w:t xml:space="preserve">key, </w:t>
-      </w:r>
-      <w:proofErr w:type="gramStart"/>
-      <w:r>
-        <w:rPr>
-          <w:sz w:val="28"/>
-          <w:szCs w:val="28"/>
-        </w:rPr>
-        <w:t>size) {</w:t>
-      </w:r>
-      <w:proofErr w:type="gramEnd"/>
+        <w:t>function hash(key, size) {</w:t>
+      </w:r>
     </w:p>
     <w:p>
       <w:pPr>
@@ -663,17 +576,8 @@
           <w:sz w:val="28"/>
           <w:szCs w:val="28"/>
         </w:rPr>
-        <w:t xml:space="preserve">  let sum = </w:t>
-      </w:r>
-      <w:proofErr w:type="gramStart"/>
-      <w:r>
-        <w:rPr>
-          <w:sz w:val="28"/>
-          <w:szCs w:val="28"/>
-        </w:rPr>
-        <w:t>0;</w:t>
-      </w:r>
-      <w:proofErr w:type="gramEnd"/>
+        <w:t xml:space="preserve">  let sum = 0;</w:t>
+      </w:r>
     </w:p>
     <w:p>
       <w:pPr>
@@ -688,33 +592,8 @@
           <w:sz w:val="28"/>
           <w:szCs w:val="28"/>
         </w:rPr>
-        <w:t xml:space="preserve">  for (let char of key) sum += </w:t>
-      </w:r>
-      <w:proofErr w:type="gramStart"/>
-      <w:r>
-        <w:rPr>
-          <w:sz w:val="28"/>
-          <w:szCs w:val="28"/>
-        </w:rPr>
-        <w:t>char.charCodeAt</w:t>
-      </w:r>
-      <w:proofErr w:type="gramEnd"/>
-      <w:r>
-        <w:rPr>
-          <w:sz w:val="28"/>
-          <w:szCs w:val="28"/>
-        </w:rPr>
-        <w:t>(0</w:t>
-      </w:r>
-      <w:proofErr w:type="gramStart"/>
-      <w:r>
-        <w:rPr>
-          <w:sz w:val="28"/>
-          <w:szCs w:val="28"/>
-        </w:rPr>
-        <w:t>);</w:t>
-      </w:r>
-      <w:proofErr w:type="gramEnd"/>
+        <w:t xml:space="preserve">  for (let char of key) sum += char.charCodeAt(0);</w:t>
+      </w:r>
     </w:p>
     <w:p>
       <w:pPr>
@@ -1142,23 +1021,7 @@
           <w:sz w:val="28"/>
           <w:szCs w:val="28"/>
         </w:rPr>
-        <w:t xml:space="preserve"> Fast insertion, deletion, and lookup (average </w:t>
-      </w:r>
-      <w:proofErr w:type="gramStart"/>
-      <w:r>
-        <w:rPr>
-          <w:sz w:val="28"/>
-          <w:szCs w:val="28"/>
-        </w:rPr>
-        <w:t>O(</w:t>
-      </w:r>
-      <w:proofErr w:type="gramEnd"/>
-      <w:r>
-        <w:rPr>
-          <w:sz w:val="28"/>
-          <w:szCs w:val="28"/>
-        </w:rPr>
-        <w:t>1)).</w:t>
+        <w:t xml:space="preserve"> Fast insertion, deletion, and lookup (average O(1)).</w:t>
       </w:r>
     </w:p>
     <w:p>
@@ -1186,23 +1049,7 @@
           <w:sz w:val="28"/>
           <w:szCs w:val="28"/>
         </w:rPr>
-        <w:t xml:space="preserve"> </w:t>
-      </w:r>
-      <w:proofErr w:type="gramStart"/>
-      <w:r>
-        <w:rPr>
-          <w:sz w:val="28"/>
-          <w:szCs w:val="28"/>
-        </w:rPr>
-        <w:t>Usually</w:t>
-      </w:r>
-      <w:proofErr w:type="gramEnd"/>
-      <w:r>
-        <w:rPr>
-          <w:sz w:val="28"/>
-          <w:szCs w:val="28"/>
-        </w:rPr>
-        <w:t xml:space="preserve"> an array of buckets where each key is placed based on its hash.</w:t>
+        <w:t xml:space="preserve"> Usually an array of buckets where each key is placed based on its hash.</w:t>
       </w:r>
     </w:p>
     <w:p>
@@ -1236,17 +1083,8 @@
           <w:sz w:val="28"/>
           <w:szCs w:val="28"/>
         </w:rPr>
-        <w:t xml:space="preserve">let map = new </w:t>
-      </w:r>
-      <w:proofErr w:type="gramStart"/>
-      <w:r>
-        <w:rPr>
-          <w:sz w:val="28"/>
-          <w:szCs w:val="28"/>
-        </w:rPr>
-        <w:t>Map();</w:t>
-      </w:r>
-      <w:proofErr w:type="gramEnd"/>
+        <w:t>let map = new Map();</w:t>
+      </w:r>
     </w:p>
     <w:p>
       <w:pPr>
@@ -1256,37 +1094,12 @@
           <w:szCs w:val="28"/>
         </w:rPr>
       </w:pPr>
-      <w:proofErr w:type="gramStart"/>
-      <w:r>
-        <w:rPr>
-          <w:sz w:val="28"/>
-          <w:szCs w:val="28"/>
-        </w:rPr>
-        <w:t>map.set(</w:t>
-      </w:r>
-      <w:proofErr w:type="gramEnd"/>
-      <w:r>
-        <w:rPr>
-          <w:sz w:val="28"/>
-          <w:szCs w:val="28"/>
-        </w:rPr>
-        <w:t>"apple", 5</w:t>
-      </w:r>
-      <w:proofErr w:type="gramStart"/>
-      <w:r>
-        <w:rPr>
-          <w:sz w:val="28"/>
-          <w:szCs w:val="28"/>
-        </w:rPr>
-        <w:t xml:space="preserve">);   </w:t>
-      </w:r>
-      <w:proofErr w:type="gramEnd"/>
-      <w:r>
-        <w:rPr>
-          <w:sz w:val="28"/>
-          <w:szCs w:val="28"/>
-        </w:rPr>
-        <w:t>// key = "apple", value = 5</w:t>
+      <w:r>
+        <w:rPr>
+          <w:sz w:val="28"/>
+          <w:szCs w:val="28"/>
+        </w:rPr>
+        <w:t>map.set("apple", 5);   // key = "apple", value = 5</w:t>
       </w:r>
     </w:p>
     <w:p>
@@ -1510,9 +1323,17 @@
           <w:szCs w:val="28"/>
           <w:highlight w:val="yellow"/>
         </w:rPr>
-        <w:t>Example</w:t>
-      </w:r>
-      <w:proofErr w:type="gramStart"/>
+        <w:t>Example:</w:t>
+      </w:r>
+      <w:r>
+        <w:rPr>
+          <w:b/>
+          <w:bCs/>
+          <w:sz w:val="28"/>
+          <w:szCs w:val="28"/>
+        </w:rPr>
+        <w:t xml:space="preserve"> </w:t>
+      </w:r>
       <w:r>
         <w:rPr>
           <w:b/>
@@ -1521,84 +1342,22 @@
           <w:szCs w:val="28"/>
           <w:highlight w:val="yellow"/>
         </w:rPr>
-        <w:t>:</w:t>
-      </w:r>
-      <w:r>
-        <w:rPr>
-          <w:b/>
-          <w:bCs/>
-          <w:sz w:val="28"/>
-          <w:szCs w:val="28"/>
-        </w:rPr>
-        <w:t xml:space="preserve"> </w:t>
-      </w:r>
-      <w:r>
-        <w:rPr>
-          <w:b/>
-          <w:bCs/>
-          <w:sz w:val="28"/>
-          <w:szCs w:val="28"/>
-          <w:highlight w:val="yellow"/>
-        </w:rPr>
-        <w:t>:</w:t>
-      </w:r>
-      <w:proofErr w:type="gramEnd"/>
-      <w:r>
-        <w:rPr>
-          <w:b/>
-          <w:bCs/>
-          <w:sz w:val="28"/>
-          <w:szCs w:val="28"/>
-          <w:highlight w:val="yellow"/>
-        </w:rPr>
-        <w:t xml:space="preserve"> Separate Chaining with Strings</w:t>
-      </w:r>
-    </w:p>
-    <w:p>
-      <w:pPr>
-        <w:rPr>
-          <w:sz w:val="28"/>
-          <w:szCs w:val="28"/>
-        </w:rPr>
-      </w:pPr>
-      <w:r>
-        <w:rPr>
-          <w:sz w:val="28"/>
-          <w:szCs w:val="28"/>
-        </w:rPr>
-        <w:t xml:space="preserve">Index 2: </w:t>
-      </w:r>
-      <w:proofErr w:type="gramStart"/>
-      <w:r>
-        <w:rPr>
-          <w:sz w:val="28"/>
-          <w:szCs w:val="28"/>
-        </w:rPr>
-        <w:t>[ [</w:t>
-      </w:r>
-      <w:proofErr w:type="gramEnd"/>
-      <w:r>
-        <w:rPr>
-          <w:sz w:val="28"/>
-          <w:szCs w:val="28"/>
-        </w:rPr>
-        <w:t>"cat", 1], ["act", 2</w:t>
-      </w:r>
-      <w:proofErr w:type="gramStart"/>
-      <w:r>
-        <w:rPr>
-          <w:sz w:val="28"/>
-          <w:szCs w:val="28"/>
-        </w:rPr>
-        <w:t>] ]</w:t>
-      </w:r>
-      <w:proofErr w:type="gramEnd"/>
-      <w:r>
-        <w:rPr>
-          <w:sz w:val="28"/>
-          <w:szCs w:val="28"/>
-        </w:rPr>
-        <w:t xml:space="preserve">   // Separate chaining</w:t>
+        <w:t>: Separate Chaining with Strings</w:t>
+      </w:r>
+    </w:p>
+    <w:p>
+      <w:pPr>
+        <w:rPr>
+          <w:sz w:val="28"/>
+          <w:szCs w:val="28"/>
+        </w:rPr>
+      </w:pPr>
+      <w:r>
+        <w:rPr>
+          <w:sz w:val="28"/>
+          <w:szCs w:val="28"/>
+        </w:rPr>
+        <w:t>Index 2: [ ["cat", 1], ["act", 2] ]   // Separate chaining</w:t>
       </w:r>
     </w:p>
     <w:p>
@@ -2190,17 +1949,8 @@
           <w:sz w:val="28"/>
           <w:szCs w:val="28"/>
         </w:rPr>
-        <w:t>Index 2: [ [42, "value1"], [52, "value2"], [32, "value3"</w:t>
-      </w:r>
-      <w:proofErr w:type="gramStart"/>
-      <w:r>
-        <w:rPr>
-          <w:sz w:val="28"/>
-          <w:szCs w:val="28"/>
-        </w:rPr>
-        <w:t>] ]</w:t>
-      </w:r>
-      <w:proofErr w:type="gramEnd"/>
+        <w:t>Index 2: [ [42, "value1"], [52, "value2"], [32, "value3"] ]</w:t>
+      </w:r>
     </w:p>
     <w:p>
       <w:pPr>
@@ -2310,23 +2060,7 @@
           <w:sz w:val="28"/>
           <w:szCs w:val="28"/>
         </w:rPr>
-        <w:t xml:space="preserve">Hash: 52 % 10 = </w:t>
-      </w:r>
-      <w:proofErr w:type="gramStart"/>
-      <w:r>
-        <w:rPr>
-          <w:sz w:val="28"/>
-          <w:szCs w:val="28"/>
-        </w:rPr>
-        <w:t>2 → go</w:t>
-      </w:r>
-      <w:proofErr w:type="gramEnd"/>
-      <w:r>
-        <w:rPr>
-          <w:sz w:val="28"/>
-          <w:szCs w:val="28"/>
-        </w:rPr>
-        <w:t xml:space="preserve"> to index 2</w:t>
+        <w:t>Hash: 52 % 10 = 2 → go to index 2</w:t>
       </w:r>
     </w:p>
     <w:p>
@@ -2380,23 +2114,7 @@
           <w:sz w:val="28"/>
           <w:szCs w:val="28"/>
         </w:rPr>
-        <w:t xml:space="preserve"> (</w:t>
-      </w:r>
-      <w:proofErr w:type="gramStart"/>
-      <w:r>
-        <w:rPr>
-          <w:sz w:val="28"/>
-          <w:szCs w:val="28"/>
-        </w:rPr>
-        <w:t>O(</w:t>
-      </w:r>
-      <w:proofErr w:type="gramEnd"/>
-      <w:r>
-        <w:rPr>
-          <w:sz w:val="28"/>
-          <w:szCs w:val="28"/>
-        </w:rPr>
-        <w:t>1)), unless bucket gets very large.</w:t>
+        <w:t xml:space="preserve"> (O(1)), unless bucket gets very large.</w:t>
       </w:r>
     </w:p>
     <w:p>
@@ -2517,19 +2235,8 @@
           <w:sz w:val="28"/>
           <w:szCs w:val="28"/>
         </w:rPr>
-        <w:t xml:space="preserve">From user </w:t>
-      </w:r>
-      <w:proofErr w:type="gramStart"/>
-      <w:r>
-        <w:rPr>
-          <w:b/>
-          <w:bCs/>
-          <w:sz w:val="28"/>
-          <w:szCs w:val="28"/>
-        </w:rPr>
-        <w:t>perspective:</w:t>
-      </w:r>
-      <w:proofErr w:type="gramEnd"/>
+        <w:t>From user perspective:</w:t>
+      </w:r>
       <w:r>
         <w:rPr>
           <w:sz w:val="28"/>
@@ -2550,80 +2257,37 @@
           <w:sz w:val="28"/>
           <w:szCs w:val="28"/>
         </w:rPr>
-        <w:t xml:space="preserve">let map = new </w:t>
-      </w:r>
-      <w:proofErr w:type="gramStart"/>
-      <w:r>
-        <w:rPr>
-          <w:sz w:val="28"/>
-          <w:szCs w:val="28"/>
-        </w:rPr>
-        <w:t>Map();</w:t>
-      </w:r>
-      <w:proofErr w:type="gramEnd"/>
-    </w:p>
-    <w:p>
-      <w:pPr>
-        <w:rPr>
-          <w:sz w:val="28"/>
-          <w:szCs w:val="28"/>
-        </w:rPr>
-      </w:pPr>
-      <w:proofErr w:type="gramStart"/>
-      <w:r>
-        <w:rPr>
-          <w:sz w:val="28"/>
-          <w:szCs w:val="28"/>
-        </w:rPr>
-        <w:t>map.set(</w:t>
-      </w:r>
-      <w:proofErr w:type="gramEnd"/>
-      <w:r>
-        <w:rPr>
-          <w:sz w:val="28"/>
-          <w:szCs w:val="28"/>
-        </w:rPr>
-        <w:t>0, 25</w:t>
-      </w:r>
-      <w:proofErr w:type="gramStart"/>
-      <w:r>
-        <w:rPr>
-          <w:sz w:val="28"/>
-          <w:szCs w:val="28"/>
-        </w:rPr>
-        <w:t>);</w:t>
-      </w:r>
-      <w:proofErr w:type="gramEnd"/>
-    </w:p>
-    <w:p>
-      <w:pPr>
-        <w:rPr>
-          <w:sz w:val="28"/>
-          <w:szCs w:val="28"/>
-        </w:rPr>
-      </w:pPr>
-      <w:r>
-        <w:rPr>
-          <w:sz w:val="28"/>
-          <w:szCs w:val="28"/>
-        </w:rPr>
-        <w:t>console.log(</w:t>
-      </w:r>
-      <w:proofErr w:type="gramStart"/>
-      <w:r>
-        <w:rPr>
-          <w:sz w:val="28"/>
-          <w:szCs w:val="28"/>
-        </w:rPr>
-        <w:t>map.get(</w:t>
-      </w:r>
-      <w:proofErr w:type="gramEnd"/>
-      <w:r>
-        <w:rPr>
-          <w:sz w:val="28"/>
-          <w:szCs w:val="28"/>
-        </w:rPr>
-        <w:t>0)); // 25</w:t>
+        <w:t>let map = new Map();</w:t>
+      </w:r>
+    </w:p>
+    <w:p>
+      <w:pPr>
+        <w:rPr>
+          <w:sz w:val="28"/>
+          <w:szCs w:val="28"/>
+        </w:rPr>
+      </w:pPr>
+      <w:r>
+        <w:rPr>
+          <w:sz w:val="28"/>
+          <w:szCs w:val="28"/>
+        </w:rPr>
+        <w:t>map.set(0, 25);</w:t>
+      </w:r>
+    </w:p>
+    <w:p>
+      <w:pPr>
+        <w:rPr>
+          <w:sz w:val="28"/>
+          <w:szCs w:val="28"/>
+        </w:rPr>
+      </w:pPr>
+      <w:r>
+        <w:rPr>
+          <w:sz w:val="28"/>
+          <w:szCs w:val="28"/>
+        </w:rPr>
+        <w:t>console.log(map.get(0)); // 25</w:t>
       </w:r>
     </w:p>
     <w:p>
@@ -2906,32 +2570,14 @@
           <w:sz w:val="28"/>
           <w:szCs w:val="28"/>
         </w:rPr>
-        <w:t xml:space="preserve">uses a hash </w:t>
-      </w:r>
-      <w:proofErr w:type="gramStart"/>
-      <w:r>
-        <w:rPr>
-          <w:b/>
-          <w:bCs/>
-          <w:sz w:val="28"/>
-          <w:szCs w:val="28"/>
-        </w:rPr>
-        <w:t>table</w:t>
-      </w:r>
-      <w:r>
-        <w:rPr>
-          <w:sz w:val="28"/>
-          <w:szCs w:val="28"/>
-        </w:rPr>
-        <w:t>, but</w:t>
-      </w:r>
-      <w:proofErr w:type="gramEnd"/>
-      <w:r>
-        <w:rPr>
-          <w:sz w:val="28"/>
-          <w:szCs w:val="28"/>
-        </w:rPr>
-        <w:t xml:space="preserve"> only stores keys (no associated value like a map).</w:t>
+        <w:t>uses a hash table</w:t>
+      </w:r>
+      <w:r>
+        <w:rPr>
+          <w:sz w:val="28"/>
+          <w:szCs w:val="28"/>
+        </w:rPr>
+        <w:t>, but only stores keys (no associated value like a map).</w:t>
       </w:r>
     </w:p>
     <w:p>
@@ -3141,23 +2787,7 @@
           <w:sz w:val="28"/>
           <w:szCs w:val="28"/>
         </w:rPr>
-        <w:t xml:space="preserve"> → average </w:t>
-      </w:r>
-      <w:proofErr w:type="gramStart"/>
-      <w:r>
-        <w:rPr>
-          <w:sz w:val="28"/>
-          <w:szCs w:val="28"/>
-        </w:rPr>
-        <w:t>O(</w:t>
-      </w:r>
-      <w:proofErr w:type="gramEnd"/>
-      <w:r>
-        <w:rPr>
-          <w:sz w:val="28"/>
-          <w:szCs w:val="28"/>
-        </w:rPr>
-        <w:t>1)</w:t>
+        <w:t xml:space="preserve"> → average O(1)</w:t>
       </w:r>
     </w:p>
     <w:p>
@@ -3676,21 +3306,12 @@
                 <w:szCs w:val="28"/>
               </w:rPr>
             </w:pPr>
-            <w:proofErr w:type="gramStart"/>
             <w:r>
               <w:rPr>
                 <w:sz w:val="28"/>
                 <w:szCs w:val="28"/>
               </w:rPr>
-              <w:t>Map(</w:t>
-            </w:r>
-            <w:proofErr w:type="gramEnd"/>
-            <w:r>
-              <w:rPr>
-                <w:sz w:val="28"/>
-                <w:szCs w:val="28"/>
-              </w:rPr>
-              <w:t>) / {}</w:t>
+              <w:t>Map() / {}</w:t>
             </w:r>
           </w:p>
         </w:tc>
@@ -3720,21 +3341,12 @@
                 <w:szCs w:val="28"/>
               </w:rPr>
             </w:pPr>
-            <w:proofErr w:type="gramStart"/>
             <w:r>
               <w:rPr>
                 <w:sz w:val="28"/>
                 <w:szCs w:val="28"/>
               </w:rPr>
-              <w:t>Set(</w:t>
-            </w:r>
-            <w:proofErr w:type="gramEnd"/>
-            <w:r>
-              <w:rPr>
-                <w:sz w:val="28"/>
-                <w:szCs w:val="28"/>
-              </w:rPr>
-              <w:t>)</w:t>
+              <w:t>Set()</w:t>
             </w:r>
           </w:p>
         </w:tc>
@@ -3877,7 +3489,6 @@
           <w:szCs w:val="28"/>
         </w:rPr>
       </w:pPr>
-      <w:proofErr w:type="gramStart"/>
       <w:r>
         <w:rPr>
           <w:sz w:val="28"/>
@@ -3894,7 +3505,6 @@
         </w:rPr>
         <w:t>HashSet</w:t>
       </w:r>
-      <w:proofErr w:type="gramEnd"/>
       <w:r>
         <w:rPr>
           <w:sz w:val="28"/>
@@ -4322,21 +3932,12 @@
         </w:rPr>
         <w:t>🟩</w:t>
       </w:r>
-      <w:proofErr w:type="gramStart"/>
-      <w:r>
-        <w:rPr>
-          <w:b/>
-          <w:bCs/>
-        </w:rPr>
-        <w:t xml:space="preserve"> Use {} (</w:t>
-      </w:r>
-      <w:proofErr w:type="gramEnd"/>
-      <w:r>
-        <w:rPr>
-          <w:b/>
-          <w:bCs/>
-        </w:rPr>
-        <w:t>plain object) when:</w:t>
+      <w:r>
+        <w:rPr>
+          <w:b/>
+          <w:bCs/>
+        </w:rPr>
+        <w:t xml:space="preserve"> Use {} (plain object) when:</w:t>
       </w:r>
     </w:p>
     <w:p>
@@ -4403,13 +4004,8 @@
         </w:tabs>
       </w:pPr>
       <w:r>
-        <w:t>let freq = {</w:t>
-      </w:r>
-      <w:proofErr w:type="gramStart"/>
-      <w:r>
-        <w:t>};</w:t>
-      </w:r>
-      <w:proofErr w:type="gramEnd"/>
+        <w:t>let freq = {};</w:t>
+      </w:r>
     </w:p>
     <w:p>
       <w:pPr>
@@ -4422,13 +4018,8 @@
         </w:tabs>
       </w:pPr>
       <w:r>
-        <w:t xml:space="preserve">freq["a"] = </w:t>
-      </w:r>
-      <w:proofErr w:type="gramStart"/>
-      <w:r>
-        <w:t>1;</w:t>
-      </w:r>
-      <w:proofErr w:type="gramEnd"/>
+        <w:t>freq["a"] = 1;</w:t>
+      </w:r>
     </w:p>
     <w:p>
       <w:pPr>
@@ -4440,19 +4031,9 @@
           <w:tab w:val="clear" w:pos="720"/>
         </w:tabs>
       </w:pPr>
-      <w:proofErr w:type="gramStart"/>
-      <w:r>
-        <w:t>freq["</w:t>
-      </w:r>
-      <w:proofErr w:type="gramEnd"/>
-      <w:r>
-        <w:t xml:space="preserve">b"] = </w:t>
-      </w:r>
-      <w:proofErr w:type="gramStart"/>
-      <w:r>
-        <w:t>2;</w:t>
-      </w:r>
-      <w:proofErr w:type="gramEnd"/>
+      <w:r>
+        <w:t>freq["b"] = 2;</w:t>
+      </w:r>
     </w:p>
     <w:p>
       <w:r>
@@ -4521,23 +4102,7 @@
           <w:b/>
           <w:bCs/>
         </w:rPr>
-        <w:t xml:space="preserve"> Use </w:t>
-      </w:r>
-      <w:proofErr w:type="gramStart"/>
-      <w:r>
-        <w:rPr>
-          <w:b/>
-          <w:bCs/>
-        </w:rPr>
-        <w:t>Map(</w:t>
-      </w:r>
-      <w:proofErr w:type="gramEnd"/>
-      <w:r>
-        <w:rPr>
-          <w:b/>
-          <w:bCs/>
-        </w:rPr>
-        <w:t>) when:</w:t>
+        <w:t xml:space="preserve"> Use Map() when:</w:t>
       </w:r>
     </w:p>
     <w:p>
@@ -4714,93 +4279,39 @@
     <w:p>
       <w:r>
         <w:lastRenderedPageBreak/>
-        <w:t>let obj = {</w:t>
-      </w:r>
-      <w:proofErr w:type="gramStart"/>
-      <w:r>
-        <w:t>};</w:t>
-      </w:r>
-      <w:proofErr w:type="gramEnd"/>
-    </w:p>
-    <w:p>
-      <w:r>
-        <w:t>let arr1 = [1,2</w:t>
-      </w:r>
-      <w:proofErr w:type="gramStart"/>
-      <w:r>
-        <w:t>];</w:t>
-      </w:r>
-      <w:proofErr w:type="gramEnd"/>
-    </w:p>
-    <w:p>
-      <w:r>
-        <w:t>let arr2 = [1,2</w:t>
-      </w:r>
-      <w:proofErr w:type="gramStart"/>
-      <w:r>
-        <w:t>];</w:t>
-      </w:r>
-      <w:proofErr w:type="gramEnd"/>
+        <w:t>let obj = {};</w:t>
+      </w:r>
+    </w:p>
+    <w:p>
+      <w:r>
+        <w:t>let arr1 = [1,2];</w:t>
+      </w:r>
+    </w:p>
+    <w:p>
+      <w:r>
+        <w:t>let arr2 = [1,2];</w:t>
+      </w:r>
     </w:p>
     <w:p/>
     <w:p>
       <w:r>
-        <w:t>obj[arr1] = "first</w:t>
-      </w:r>
-      <w:proofErr w:type="gramStart"/>
-      <w:r>
-        <w:t>";</w:t>
-      </w:r>
-      <w:proofErr w:type="gramEnd"/>
-    </w:p>
-    <w:p>
-      <w:r>
-        <w:t>obj[arr2] = "second</w:t>
-      </w:r>
-      <w:proofErr w:type="gramStart"/>
-      <w:r>
-        <w:t>";</w:t>
-      </w:r>
-      <w:proofErr w:type="gramEnd"/>
+        <w:t>obj[arr1] = "first";</w:t>
+      </w:r>
+    </w:p>
+    <w:p>
+      <w:r>
+        <w:t>obj[arr2] = "second";</w:t>
+      </w:r>
     </w:p>
     <w:p/>
     <w:p>
       <w:r>
-        <w:t>console.log(obj</w:t>
-      </w:r>
-      <w:proofErr w:type="gramStart"/>
-      <w:r>
-        <w:t xml:space="preserve">);   </w:t>
-      </w:r>
-      <w:proofErr w:type="gramEnd"/>
-      <w:r>
-        <w:t xml:space="preserve">         // </w:t>
-      </w:r>
-      <w:proofErr w:type="gramStart"/>
-      <w:r>
-        <w:t>{ '</w:t>
-      </w:r>
-      <w:proofErr w:type="gramEnd"/>
-      <w:r>
-        <w:t>1,2': 'second</w:t>
-      </w:r>
-      <w:proofErr w:type="gramStart"/>
-      <w:r>
-        <w:t>' }</w:t>
-      </w:r>
-      <w:proofErr w:type="gramEnd"/>
-    </w:p>
-    <w:p>
-      <w:r>
-        <w:t>console.log(obj[arr1]</w:t>
-      </w:r>
-      <w:proofErr w:type="gramStart"/>
-      <w:r>
-        <w:t xml:space="preserve">);   </w:t>
-      </w:r>
-      <w:proofErr w:type="gramEnd"/>
-      <w:r>
-        <w:t xml:space="preserve">   // 'second'</w:t>
+        <w:t>console.log(obj);            // { '1,2': 'second' }</w:t>
+      </w:r>
+    </w:p>
+    <w:p>
+      <w:r>
+        <w:t>console.log(obj[arr1]);      // 'second'</w:t>
       </w:r>
     </w:p>
     <w:p>
@@ -4815,15 +4326,7 @@
         <w:t>different arrays</w:t>
       </w:r>
       <w:r>
-        <w:t>, when used as keys in an object, they both become "</w:t>
-      </w:r>
-      <w:proofErr w:type="gramStart"/>
-      <w:r>
-        <w:t>1,2" —</w:t>
-      </w:r>
-      <w:proofErr w:type="gramEnd"/>
-      <w:r>
-        <w:t xml:space="preserve"> so you lose data.</w:t>
+        <w:t>, when used as keys in an object, they both become "1,2" — so you lose data.</w:t>
       </w:r>
     </w:p>
     <w:p>
@@ -4846,85 +4349,34 @@
           <w:b/>
           <w:bCs/>
         </w:rPr>
-        <w:t xml:space="preserve"> Same with </w:t>
-      </w:r>
-      <w:proofErr w:type="gramStart"/>
-      <w:r>
-        <w:rPr>
-          <w:b/>
-          <w:bCs/>
-        </w:rPr>
-        <w:t>Map(</w:t>
-      </w:r>
-      <w:proofErr w:type="gramEnd"/>
-      <w:r>
-        <w:rPr>
-          <w:b/>
-          <w:bCs/>
-        </w:rPr>
-        <w:t>) — works correctly:</w:t>
-      </w:r>
-    </w:p>
-    <w:p>
-      <w:r>
-        <w:t xml:space="preserve">let map = new </w:t>
-      </w:r>
-      <w:proofErr w:type="gramStart"/>
-      <w:r>
-        <w:t>Map();</w:t>
-      </w:r>
-      <w:proofErr w:type="gramEnd"/>
-    </w:p>
-    <w:p>
-      <w:r>
-        <w:t>let arr1 = [1,2</w:t>
-      </w:r>
-      <w:proofErr w:type="gramStart"/>
-      <w:r>
-        <w:t>];</w:t>
-      </w:r>
-      <w:proofErr w:type="gramEnd"/>
-    </w:p>
-    <w:p>
-      <w:r>
-        <w:t>let arr2 = [1,2</w:t>
-      </w:r>
-      <w:proofErr w:type="gramStart"/>
-      <w:r>
-        <w:t>];</w:t>
-      </w:r>
-      <w:proofErr w:type="gramEnd"/>
+        <w:t xml:space="preserve"> Same with Map() — works correctly:</w:t>
+      </w:r>
+    </w:p>
+    <w:p>
+      <w:r>
+        <w:t>let map = new Map();</w:t>
+      </w:r>
+    </w:p>
+    <w:p>
+      <w:r>
+        <w:t>let arr1 = [1,2];</w:t>
+      </w:r>
+    </w:p>
+    <w:p>
+      <w:r>
+        <w:t>let arr2 = [1,2];</w:t>
+      </w:r>
     </w:p>
     <w:p/>
     <w:p>
-      <w:proofErr w:type="gramStart"/>
-      <w:r>
-        <w:t>map.set(</w:t>
-      </w:r>
-      <w:proofErr w:type="gramEnd"/>
-      <w:r>
-        <w:t>arr1, "first"</w:t>
-      </w:r>
-      <w:proofErr w:type="gramStart"/>
-      <w:r>
-        <w:t>);</w:t>
-      </w:r>
-      <w:proofErr w:type="gramEnd"/>
-    </w:p>
-    <w:p>
-      <w:proofErr w:type="gramStart"/>
-      <w:r>
-        <w:t>map.set(</w:t>
-      </w:r>
-      <w:proofErr w:type="gramEnd"/>
-      <w:r>
-        <w:t>arr2, "second"</w:t>
-      </w:r>
-      <w:proofErr w:type="gramStart"/>
-      <w:r>
-        <w:t>);</w:t>
-      </w:r>
-      <w:proofErr w:type="gramEnd"/>
+      <w:r>
+        <w:t>map.set(arr1, "first");</w:t>
+      </w:r>
+    </w:p>
+    <w:p>
+      <w:r>
+        <w:t>map.set(arr2, "second");</w:t>
+      </w:r>
     </w:p>
     <w:p/>
     <w:p>
@@ -4957,14 +4409,9 @@
     <w:p/>
     <w:p/>
     <w:p>
-      <w:proofErr w:type="gramStart"/>
       <w:r>
         <w:lastRenderedPageBreak/>
-        <w:t>first of all</w:t>
-      </w:r>
-      <w:proofErr w:type="gramEnd"/>
-      <w:r>
-        <w:t xml:space="preserve"> you are confusing me go slowly see in </w:t>
+        <w:t xml:space="preserve">first of all you are confusing me go slowly see in </w:t>
       </w:r>
       <w:proofErr w:type="spellStart"/>
       <w:r>
@@ -4993,48 +4440,24 @@
     </w:p>
     <w:p>
       <w:r>
-        <w:t xml:space="preserve">I hear you. I’ll slow it down. It’s confusing because programmers often use these words interchangeably, but they sit in two different "worlds": </w:t>
-      </w:r>
-      <w:proofErr w:type="gramStart"/>
-      <w:r>
-        <w:t>the </w:t>
-      </w:r>
-      <w:r>
-        <w:rPr>
-          <w:b/>
-          <w:bCs/>
-        </w:rPr>
-        <w:t>JavaScript</w:t>
-      </w:r>
-      <w:proofErr w:type="gramEnd"/>
-      <w:r>
-        <w:rPr>
-          <w:b/>
-          <w:bCs/>
-        </w:rPr>
-        <w:t xml:space="preserve"> World</w:t>
-      </w:r>
-      <w:r>
-        <w:t xml:space="preserve"> (what you type) and </w:t>
-      </w:r>
-      <w:proofErr w:type="gramStart"/>
-      <w:r>
-        <w:t>the </w:t>
-      </w:r>
-      <w:r>
-        <w:rPr>
-          <w:b/>
-          <w:bCs/>
-        </w:rPr>
-        <w:t>Computer</w:t>
-      </w:r>
-      <w:proofErr w:type="gramEnd"/>
-      <w:r>
-        <w:rPr>
-          <w:b/>
-          <w:bCs/>
-        </w:rPr>
-        <w:t xml:space="preserve"> Science World</w:t>
+        <w:t>I hear you. I’ll slow it down. It’s confusing because programmers often use these words interchangeably, but they sit in two different "worlds": the </w:t>
+      </w:r>
+      <w:r>
+        <w:rPr>
+          <w:b/>
+          <w:bCs/>
+        </w:rPr>
+        <w:t>JavaScript World</w:t>
+      </w:r>
+      <w:r>
+        <w:t> (what you type) and the </w:t>
+      </w:r>
+      <w:r>
+        <w:rPr>
+          <w:b/>
+          <w:bCs/>
+        </w:rPr>
+        <w:t>Computer Science World</w:t>
       </w:r>
       <w:r>
         <w:t> (the theory).</w:t>
@@ -5184,13 +4607,8 @@
       </w:r>
       <w:proofErr w:type="spellEnd"/>
       <w:r>
-        <w:t xml:space="preserve"> = new </w:t>
-      </w:r>
-      <w:proofErr w:type="gramStart"/>
-      <w:r>
-        <w:t>Set();</w:t>
-      </w:r>
-      <w:proofErr w:type="gramEnd"/>
+        <w:t xml:space="preserve"> = new Set();</w:t>
+      </w:r>
     </w:p>
     <w:p>
       <w:pPr>
@@ -5314,13 +4732,8 @@
       </w:r>
       <w:proofErr w:type="spellEnd"/>
       <w:r>
-        <w:t xml:space="preserve"> = new </w:t>
-      </w:r>
-      <w:proofErr w:type="gramStart"/>
-      <w:r>
-        <w:t>Map();</w:t>
-      </w:r>
-      <w:proofErr w:type="gramEnd"/>
+        <w:t xml:space="preserve"> = new Map();</w:t>
+      </w:r>
     </w:p>
     <w:p>
       <w:r>
@@ -5482,23 +4895,7 @@
         <w:t>In JavaScript:</w:t>
       </w:r>
       <w:r>
-        <w:t xml:space="preserve"> When you use new </w:t>
-      </w:r>
-      <w:proofErr w:type="gramStart"/>
-      <w:r>
-        <w:t>Set(</w:t>
-      </w:r>
-      <w:proofErr w:type="gramEnd"/>
-      <w:r>
-        <w:t xml:space="preserve">), JS is </w:t>
-      </w:r>
-      <w:proofErr w:type="gramStart"/>
-      <w:r>
-        <w:t>actually giving</w:t>
-      </w:r>
-      <w:proofErr w:type="gramEnd"/>
-      <w:r>
-        <w:t xml:space="preserve"> you a "HashSet" under the hood. It just calls it Set.</w:t>
+        <w:t> When you use new Set(), JS is actually giving you a "HashSet" under the hood. It just calls it Set.</w:t>
       </w:r>
     </w:p>
     <w:p>
@@ -5556,15 +4953,7 @@
         <w:t>In JavaScript:</w:t>
       </w:r>
       <w:r>
-        <w:t xml:space="preserve"> When you use new </w:t>
-      </w:r>
-      <w:proofErr w:type="gramStart"/>
-      <w:r>
-        <w:t>Map(</w:t>
-      </w:r>
-      <w:proofErr w:type="gramEnd"/>
-      <w:r>
-        <w:t>), JS is giving you a "HashMap" under the hood. It just calls it Map.</w:t>
+        <w:t> When you use new Map(), JS is giving you a "HashMap" under the hood. It just calls it Map.</w:t>
       </w:r>
     </w:p>
     <w:p>
@@ -5721,21 +5110,8 @@
           </w:tcPr>
           <w:p>
             <w:r>
-              <w:t>Just the item: </w:t>
+              <w:t>Just the item: [ "apple", "banana" ]</w:t>
             </w:r>
-            <w:proofErr w:type="gramStart"/>
-            <w:r>
-              <w:t>[ "</w:t>
-            </w:r>
-            <w:proofErr w:type="gramEnd"/>
-            <w:r>
-              <w:t>apple", "banana</w:t>
-            </w:r>
-            <w:proofErr w:type="gramStart"/>
-            <w:r>
-              <w:t>" ]</w:t>
-            </w:r>
-            <w:proofErr w:type="gramEnd"/>
           </w:p>
         </w:tc>
         <w:tc>
@@ -5752,37 +5128,8 @@
           </w:tcPr>
           <w:p>
             <w:r>
-              <w:t>Pairs: </w:t>
+              <w:t>Pairs: [ "apple" : 5, "banana" : 2 ]</w:t>
             </w:r>
-            <w:proofErr w:type="gramStart"/>
-            <w:r>
-              <w:t>[ "</w:t>
-            </w:r>
-            <w:proofErr w:type="gramEnd"/>
-            <w:r>
-              <w:t>apple</w:t>
-            </w:r>
-            <w:proofErr w:type="gramStart"/>
-            <w:r>
-              <w:t>" :</w:t>
-            </w:r>
-            <w:proofErr w:type="gramEnd"/>
-            <w:r>
-              <w:t xml:space="preserve"> 5, "banana</w:t>
-            </w:r>
-            <w:proofErr w:type="gramStart"/>
-            <w:r>
-              <w:t>" :</w:t>
-            </w:r>
-            <w:proofErr w:type="gramEnd"/>
-            <w:r>
-              <w:t xml:space="preserve"> </w:t>
-            </w:r>
-            <w:proofErr w:type="gramStart"/>
-            <w:r>
-              <w:t>2 ]</w:t>
-            </w:r>
-            <w:proofErr w:type="gramEnd"/>
           </w:p>
         </w:tc>
       </w:tr>
@@ -5978,15 +5325,7 @@
     </w:p>
     <w:p>
       <w:r>
-        <w:t xml:space="preserve">In JavaScript, you don't have to choose. When you type new </w:t>
-      </w:r>
-      <w:proofErr w:type="gramStart"/>
-      <w:r>
-        <w:t>Set(</w:t>
-      </w:r>
-      <w:proofErr w:type="gramEnd"/>
-      <w:r>
-        <w:t>), JS says, </w:t>
+        <w:t>In JavaScript, you don't have to choose. When you type new Set(), JS says, </w:t>
       </w:r>
       <w:r>
         <w:rPr>
@@ -6071,31 +5410,7 @@
     </w:p>
     <w:p>
       <w:r>
-        <w:t xml:space="preserve">ok then why </w:t>
-      </w:r>
-      <w:proofErr w:type="gramStart"/>
-      <w:r>
-        <w:t>we</w:t>
-      </w:r>
-      <w:proofErr w:type="gramEnd"/>
-      <w:r>
-        <w:t xml:space="preserve"> use </w:t>
-      </w:r>
-      <w:proofErr w:type="gramStart"/>
-      <w:r>
-        <w:t>map</w:t>
-      </w:r>
-      <w:proofErr w:type="gramEnd"/>
-      <w:r>
-        <w:t xml:space="preserve"> mostly with </w:t>
-      </w:r>
-      <w:proofErr w:type="gramStart"/>
-      <w:r>
-        <w:t>the functions</w:t>
-      </w:r>
-      <w:proofErr w:type="gramEnd"/>
-      <w:r>
-        <w:t xml:space="preserve"> like there is table with lot of records and </w:t>
+        <w:t xml:space="preserve">ok then why we use map mostly with the functions like there is table with lot of records and </w:t>
       </w:r>
       <w:proofErr w:type="spellStart"/>
       <w:r>
@@ -6111,28 +5426,12 @@
       </w:r>
       <w:proofErr w:type="spellEnd"/>
       <w:r>
-        <w:t xml:space="preserve"> show it or display it </w:t>
-      </w:r>
-      <w:proofErr w:type="gramStart"/>
-      <w:r>
-        <w:t>so</w:t>
-      </w:r>
-      <w:proofErr w:type="gramEnd"/>
-      <w:r>
-        <w:t xml:space="preserve"> that time we mostly use map why?</w:t>
-      </w:r>
-    </w:p>
-    <w:p>
-      <w:r>
-        <w:t xml:space="preserve">This is a great point of confusion! You are </w:t>
-      </w:r>
-      <w:proofErr w:type="gramStart"/>
-      <w:r>
-        <w:t>actually talking</w:t>
-      </w:r>
-      <w:proofErr w:type="gramEnd"/>
-      <w:r>
-        <w:t xml:space="preserve"> about two things that have the </w:t>
+        <w:t xml:space="preserve"> show it or display it so that time we mostly use map why?</w:t>
+      </w:r>
+    </w:p>
+    <w:p>
+      <w:r>
+        <w:t>This is a great point of confusion! You are actually talking about two things that have the </w:t>
       </w:r>
       <w:r>
         <w:rPr>
@@ -6188,13 +5487,8 @@
           <w:numId w:val="33"/>
         </w:numPr>
       </w:pPr>
-      <w:proofErr w:type="gramStart"/>
-      <w:r>
-        <w:t>.map</w:t>
-      </w:r>
-      <w:proofErr w:type="gramEnd"/>
-      <w:r>
-        <w:t>()</w:t>
+      <w:r>
+        <w:t>.map()</w:t>
       </w:r>
       <w:r>
         <w:rPr>
@@ -6209,15 +5503,7 @@
     </w:p>
     <w:p>
       <w:r>
-        <w:t xml:space="preserve">When you are displaying a table of records, you are using </w:t>
-      </w:r>
-      <w:proofErr w:type="gramStart"/>
-      <w:r>
-        <w:t>the .map</w:t>
-      </w:r>
-      <w:proofErr w:type="gramEnd"/>
-      <w:r>
-        <w:t>()</w:t>
+        <w:t>When you are displaying a table of records, you are using the .map()</w:t>
       </w:r>
       <w:r>
         <w:rPr>
@@ -6249,22 +5535,10 @@
           <w:b/>
           <w:bCs/>
         </w:rPr>
-        <w:t xml:space="preserve">Why do we </w:t>
-      </w:r>
-      <w:proofErr w:type="gramStart"/>
-      <w:r>
-        <w:rPr>
-          <w:b/>
-          <w:bCs/>
-        </w:rPr>
-        <w:t>use </w:t>
-      </w:r>
-      <w:r>
-        <w:t>.map</w:t>
-      </w:r>
-      <w:proofErr w:type="gramEnd"/>
-      <w:r>
-        <w:t>()</w:t>
+        <w:t>Why do we use </w:t>
+      </w:r>
+      <w:r>
+        <w:t>.map()</w:t>
       </w:r>
       <w:r>
         <w:rPr>
@@ -6288,15 +5562,7 @@
         <w:t>The Logic:</w:t>
       </w:r>
       <w:r>
-        <w:t> </w:t>
-      </w:r>
-      <w:proofErr w:type="gramStart"/>
-      <w:r>
-        <w:t>The .map</w:t>
-      </w:r>
-      <w:proofErr w:type="gramEnd"/>
-      <w:r>
-        <w:t>() function takes an array, goes through every single item, and "transforms" it into something else (like an HTML row).</w:t>
+        <w:t> The .map() function takes an array, goes through every single item, and "transforms" it into something else (like an HTML row).</w:t>
       </w:r>
     </w:p>
     <w:p>
@@ -6336,7 +5602,6 @@
           <w:numId w:val="34"/>
         </w:numPr>
       </w:pPr>
-      <w:proofErr w:type="gramStart"/>
       <w:r>
         <w:rPr>
           <w:b/>
@@ -6345,11 +5610,7 @@
         <w:t>The </w:t>
       </w:r>
       <w:r>
-        <w:t>.map</w:t>
-      </w:r>
-      <w:proofErr w:type="gramEnd"/>
-      <w:r>
-        <w:t>()</w:t>
+        <w:t>.map()</w:t>
       </w:r>
       <w:r>
         <w:rPr>
@@ -6407,13 +5668,8 @@
     </w:p>
     <w:p>
       <w:r>
-        <w:t>const records = ["Alice", "Bob", "Charlie"</w:t>
-      </w:r>
-      <w:proofErr w:type="gramStart"/>
-      <w:r>
-        <w:t>];</w:t>
-      </w:r>
-      <w:proofErr w:type="gramEnd"/>
+        <w:t>const records = ["Alice", "Bob", "Charlie"];</w:t>
+      </w:r>
     </w:p>
     <w:p/>
     <w:p>
@@ -6444,13 +5700,8 @@
     </w:p>
     <w:p>
       <w:r>
-        <w:t xml:space="preserve">    return `&lt;li&gt;${name}&lt;/li&gt;</w:t>
-      </w:r>
-      <w:proofErr w:type="gramStart"/>
-      <w:r>
-        <w:t>`;</w:t>
-      </w:r>
-      <w:proofErr w:type="gramEnd"/>
+        <w:t xml:space="preserve">    return `&lt;li&gt;${name}&lt;/li&gt;`;</w:t>
+      </w:r>
     </w:p>
     <w:p>
       <w:r>
@@ -6468,37 +5719,20 @@
       </w:r>
       <w:proofErr w:type="spellEnd"/>
       <w:r>
-        <w:t xml:space="preserve"> </w:t>
-      </w:r>
-      <w:proofErr w:type="gramStart"/>
-      <w:r>
-        <w:t>is</w:t>
-      </w:r>
-      <w:proofErr w:type="gramEnd"/>
-      <w:r>
-        <w:t>: ["&lt;li&gt;Alice&lt;/li&gt;", "&lt;li&gt;Bob&lt;/li&gt;", "&lt;li&gt;Charlie&lt;/li&gt;"]</w:t>
-      </w:r>
-    </w:p>
-    <w:p>
-      <w:r>
-        <w:rPr>
-          <w:b/>
-          <w:bCs/>
-        </w:rPr>
-        <w:t xml:space="preserve">Why do we use it instead of a </w:t>
-      </w:r>
-      <w:proofErr w:type="gramStart"/>
-      <w:r>
-        <w:rPr>
-          <w:b/>
-          <w:bCs/>
-        </w:rPr>
-        <w:t>normal </w:t>
+        <w:t xml:space="preserve"> is: ["&lt;li&gt;Alice&lt;/li&gt;", "&lt;li&gt;Bob&lt;/li&gt;", "&lt;li&gt;Charlie&lt;/li&gt;"]</w:t>
+      </w:r>
+    </w:p>
+    <w:p>
+      <w:r>
+        <w:rPr>
+          <w:b/>
+          <w:bCs/>
+        </w:rPr>
+        <w:t>Why do we use it instead of a normal </w:t>
       </w:r>
       <w:r>
         <w:t>for</w:t>
       </w:r>
-      <w:proofErr w:type="gramEnd"/>
       <w:r>
         <w:rPr>
           <w:b/>
@@ -6566,15 +5800,7 @@
         <w:t>React/Modern Frameworks:</w:t>
       </w:r>
       <w:r>
-        <w:t> In tools like React</w:t>
-      </w:r>
-      <w:proofErr w:type="gramStart"/>
-      <w:r>
-        <w:t>, .map</w:t>
-      </w:r>
-      <w:proofErr w:type="gramEnd"/>
-      <w:r>
-        <w:t>() is the </w:t>
+        <w:t> In tools like React, .map() is the </w:t>
       </w:r>
       <w:r>
         <w:rPr>
@@ -6705,15 +5931,7 @@
           </w:tcPr>
           <w:p>
             <w:r>
-              <w:t xml:space="preserve">new </w:t>
-            </w:r>
-            <w:proofErr w:type="gramStart"/>
-            <w:r>
-              <w:t>Map(</w:t>
-            </w:r>
-            <w:proofErr w:type="gramEnd"/>
-            <w:r>
-              <w:t>)</w:t>
+              <w:t>new Map()</w:t>
             </w:r>
           </w:p>
         </w:tc>
@@ -6785,13 +6003,8 @@
             <w:hideMark/>
           </w:tcPr>
           <w:p>
-            <w:proofErr w:type="gramStart"/>
             <w:r>
-              <w:t>.map</w:t>
-            </w:r>
-            <w:proofErr w:type="gramEnd"/>
-            <w:r>
-              <w:t>()</w:t>
+              <w:t>.map()</w:t>
             </w:r>
           </w:p>
         </w:tc>
@@ -6871,15 +6084,7 @@
     </w:p>
     <w:p>
       <w:r>
-        <w:t xml:space="preserve">When you are solving </w:t>
-      </w:r>
-      <w:proofErr w:type="spellStart"/>
-      <w:r>
-        <w:t>NeetCode</w:t>
-      </w:r>
-      <w:proofErr w:type="spellEnd"/>
-      <w:r>
-        <w:t>/</w:t>
+        <w:t>When you are solving NeetCode/</w:t>
       </w:r>
       <w:proofErr w:type="spellStart"/>
       <w:r>
@@ -6898,15 +6103,7 @@
         </w:numPr>
       </w:pPr>
       <w:r>
-        <w:t xml:space="preserve">You will use new </w:t>
-      </w:r>
-      <w:proofErr w:type="gramStart"/>
-      <w:r>
-        <w:t>Map(</w:t>
-      </w:r>
-      <w:proofErr w:type="gramEnd"/>
-      <w:r>
-        <w:t>) to store information (like "How many times did the number 5 appear?").</w:t>
+        <w:t>You will use new Map() to store information (like "How many times did the number 5 appear?").</w:t>
       </w:r>
     </w:p>
     <w:p>
@@ -6917,15 +6114,7 @@
         </w:numPr>
       </w:pPr>
       <w:r>
-        <w:t xml:space="preserve">You will rarely use </w:t>
-      </w:r>
-      <w:proofErr w:type="gramStart"/>
-      <w:r>
-        <w:t>the .map</w:t>
-      </w:r>
-      <w:proofErr w:type="gramEnd"/>
-      <w:r>
-        <w:t>() function because DSA problems care about </w:t>
+        <w:t>You will rarely use the .map() function because DSA problems care about </w:t>
       </w:r>
       <w:r>
         <w:rPr>
@@ -6983,15 +6172,7 @@
       </w:r>
       <w:proofErr w:type="spellEnd"/>
       <w:r>
-        <w:t xml:space="preserve"> between Just a Map and objects both </w:t>
-      </w:r>
-      <w:proofErr w:type="gramStart"/>
-      <w:r>
-        <w:t>has</w:t>
-      </w:r>
-      <w:proofErr w:type="gramEnd"/>
-      <w:r>
-        <w:t xml:space="preserve"> key value then </w:t>
+        <w:t xml:space="preserve"> between Just a Map and objects both has key value then </w:t>
       </w:r>
       <w:proofErr w:type="spellStart"/>
       <w:r>
@@ -7064,15 +6245,7 @@
     </w:p>
     <w:p>
       <w:r>
-        <w:t xml:space="preserve">In JavaScript, both const obj = {} and const m = new </w:t>
-      </w:r>
-      <w:proofErr w:type="gramStart"/>
-      <w:r>
-        <w:t>Map(</w:t>
-      </w:r>
-      <w:proofErr w:type="gramEnd"/>
-      <w:r>
-        <w:t>) store key-value pairs. But for </w:t>
+        <w:t>In JavaScript, both const obj = {} and const m = new Map() store key-value pairs. But for </w:t>
       </w:r>
       <w:r>
         <w:rPr>
@@ -7145,21 +6318,8 @@
           <w:numId w:val="37"/>
         </w:numPr>
       </w:pPr>
-      <w:proofErr w:type="gramStart"/>
-      <w:r>
-        <w:t>obj[</w:t>
-      </w:r>
-      <w:proofErr w:type="gramEnd"/>
-      <w:r>
-        <w:t>1] = "hello" becomes </w:t>
-      </w:r>
-      <w:proofErr w:type="gramStart"/>
-      <w:r>
-        <w:t>obj[</w:t>
-      </w:r>
-      <w:proofErr w:type="gramEnd"/>
-      <w:r>
-        <w:t>"1"] = "hello".</w:t>
+      <w:r>
+        <w:t>obj[1] = "hello" becomes obj["1"] = "hello".</w:t>
       </w:r>
     </w:p>
     <w:p>
@@ -7198,17 +6358,12 @@
         </w:numPr>
       </w:pPr>
       <w:proofErr w:type="spellStart"/>
-      <w:proofErr w:type="gramStart"/>
       <w:r>
         <w:t>m.set</w:t>
       </w:r>
       <w:proofErr w:type="spellEnd"/>
       <w:r>
-        <w:t>(</w:t>
-      </w:r>
-      <w:proofErr w:type="gramEnd"/>
-      <w:r>
-        <w:t>1, "hello") stays as the number 1. This is huge for problems where "Number vs String" matters.</w:t>
+        <w:t>(1, "hello") stays as the number 1. This is huge for problems where "Number vs String" matters.</w:t>
       </w:r>
     </w:p>
     <w:p>
@@ -7241,28 +6396,15 @@
         <w:t>Object:</w:t>
       </w:r>
       <w:r>
-        <w:t xml:space="preserve"> Not "empty" by default. It inherits properties </w:t>
-      </w:r>
-      <w:proofErr w:type="gramStart"/>
-      <w:r>
-        <w:t>like .</w:t>
+        <w:t> Not "empty" by default. It inherits properties like .</w:t>
       </w:r>
       <w:proofErr w:type="spellStart"/>
       <w:r>
         <w:t>toString</w:t>
       </w:r>
       <w:proofErr w:type="spellEnd"/>
-      <w:proofErr w:type="gramEnd"/>
-      <w:r>
-        <w:t xml:space="preserve">. If you're counting words and </w:t>
-      </w:r>
-      <w:proofErr w:type="gramStart"/>
-      <w:r>
-        <w:t>a word</w:t>
-      </w:r>
-      <w:proofErr w:type="gramEnd"/>
-      <w:r>
-        <w:t xml:space="preserve"> is "</w:t>
+      <w:r>
+        <w:t>. If you're counting words and a word is "</w:t>
       </w:r>
       <w:proofErr w:type="spellStart"/>
       <w:r>
@@ -7321,15 +6463,7 @@
         <w:t>Object:</w:t>
       </w:r>
       <w:r>
-        <w:t xml:space="preserve"> You </w:t>
-      </w:r>
-      <w:proofErr w:type="gramStart"/>
-      <w:r>
-        <w:t>have to</w:t>
-      </w:r>
-      <w:proofErr w:type="gramEnd"/>
-      <w:r>
-        <w:t xml:space="preserve"> manually count keys using </w:t>
+        <w:t> You have to manually count keys using </w:t>
       </w:r>
       <w:proofErr w:type="spellStart"/>
       <w:r>
@@ -7337,23 +6471,7 @@
       </w:r>
       <w:proofErr w:type="spellEnd"/>
       <w:r>
-        <w:t>(obj</w:t>
-      </w:r>
-      <w:proofErr w:type="gramStart"/>
-      <w:r>
-        <w:t>).length</w:t>
-      </w:r>
-      <w:proofErr w:type="gramEnd"/>
-      <w:r>
-        <w:t> (which is slow</w:t>
-      </w:r>
-      <w:proofErr w:type="gramStart"/>
-      <w:r>
-        <w:t>, )</w:t>
-      </w:r>
-      <w:proofErr w:type="gramEnd"/>
-      <w:r>
-        <w:t>.</w:t>
+        <w:t>(obj).length (which is slow, ).</w:t>
       </w:r>
     </w:p>
     <w:p>
@@ -7374,22 +6492,12 @@
         <w:t> Just use </w:t>
       </w:r>
       <w:proofErr w:type="spellStart"/>
-      <w:proofErr w:type="gramStart"/>
       <w:r>
         <w:t>m.size</w:t>
       </w:r>
       <w:proofErr w:type="spellEnd"/>
-      <w:proofErr w:type="gramEnd"/>
-      <w:r>
-        <w:t> (instant</w:t>
-      </w:r>
-      <w:proofErr w:type="gramStart"/>
-      <w:r>
-        <w:t>, )</w:t>
-      </w:r>
-      <w:proofErr w:type="gramEnd"/>
-      <w:r>
-        <w:t>.</w:t>
+      <w:r>
+        <w:t> (instant, ).</w:t>
       </w:r>
     </w:p>
     <w:p>
@@ -7445,15 +6553,7 @@
         <w:t>Computer Science concept</w:t>
       </w:r>
       <w:r>
-        <w:t xml:space="preserve"> (a theory). It describes a structure that uses "hashing" to find data </w:t>
-      </w:r>
-      <w:proofErr w:type="gramStart"/>
-      <w:r>
-        <w:t>in  time</w:t>
-      </w:r>
-      <w:proofErr w:type="gramEnd"/>
-      <w:r>
-        <w:t>.</w:t>
+        <w:t> (a theory). It describes a structure that uses "hashing" to find data in  time.</w:t>
       </w:r>
     </w:p>
     <w:p>
@@ -7493,31 +6593,7 @@
         <w:t>The Bottom Line:</w:t>
       </w:r>
       <w:r>
-        <w:t xml:space="preserve"> In a JS interview, if someone </w:t>
-      </w:r>
-      <w:proofErr w:type="gramStart"/>
-      <w:r>
-        <w:t>asks</w:t>
-      </w:r>
-      <w:proofErr w:type="gramEnd"/>
-      <w:r>
-        <w:t xml:space="preserve"> "Can you use </w:t>
-      </w:r>
-      <w:proofErr w:type="gramStart"/>
-      <w:r>
-        <w:t>a HashMap</w:t>
-      </w:r>
-      <w:proofErr w:type="gramEnd"/>
-      <w:r>
-        <w:t xml:space="preserve"> here?", they want you to type new </w:t>
-      </w:r>
-      <w:proofErr w:type="gramStart"/>
-      <w:r>
-        <w:t>Map(</w:t>
-      </w:r>
-      <w:proofErr w:type="gramEnd"/>
-      <w:r>
-        <w:t>).</w:t>
+        <w:t> In a JS interview, if someone asks "Can you use a HashMap here?", they want you to type new Map().</w:t>
       </w:r>
     </w:p>
     <w:p>
@@ -7529,15 +6605,7 @@
         <w:t>Important Note:</w:t>
       </w:r>
       <w:r>
-        <w:t xml:space="preserve"> In some languages like Java, they </w:t>
-      </w:r>
-      <w:proofErr w:type="gramStart"/>
-      <w:r>
-        <w:t>actually have</w:t>
-      </w:r>
-      <w:proofErr w:type="gramEnd"/>
-      <w:r>
-        <w:t xml:space="preserve"> a class named HashMap. In JS, we just have Map. They are essentially the same thing for your purposes.</w:t>
+        <w:t> In some languages like Java, they actually have a class named HashMap. In JS, we just have Map. They are essentially the same thing for your purposes.</w:t>
       </w:r>
     </w:p>
     <w:p>
@@ -7634,13 +6702,8 @@
             <w:hideMark/>
           </w:tcPr>
           <w:p>
-            <w:proofErr w:type="gramStart"/>
             <w:r>
-              <w:t>Map(</w:t>
-            </w:r>
-            <w:proofErr w:type="gramEnd"/>
-            <w:r>
-              <w:t>)</w:t>
+              <w:t>Map()</w:t>
             </w:r>
           </w:p>
         </w:tc>
@@ -7949,13 +7012,8 @@
             </w:r>
             <w:proofErr w:type="spellEnd"/>
             <w:r>
-              <w:t>(obj</w:t>
+              <w:t>(obj).length</w:t>
             </w:r>
-            <w:proofErr w:type="gramStart"/>
-            <w:r>
-              <w:t>).length</w:t>
-            </w:r>
-            <w:proofErr w:type="gramEnd"/>
           </w:p>
         </w:tc>
         <w:tc>
@@ -7972,12 +7030,10 @@
           </w:tcPr>
           <w:p>
             <w:proofErr w:type="spellStart"/>
-            <w:proofErr w:type="gramStart"/>
             <w:r>
               <w:t>map.size</w:t>
             </w:r>
             <w:proofErr w:type="spellEnd"/>
-            <w:proofErr w:type="gramEnd"/>
           </w:p>
         </w:tc>
       </w:tr>
@@ -8059,31 +7115,7 @@
         </w:numPr>
       </w:pPr>
       <w:r>
-        <w:t xml:space="preserve">It's "cleaner"—you </w:t>
-      </w:r>
-      <w:proofErr w:type="gramStart"/>
-      <w:r>
-        <w:t>use .set</w:t>
-      </w:r>
-      <w:proofErr w:type="gramEnd"/>
-      <w:r>
-        <w:t>()</w:t>
-      </w:r>
-      <w:proofErr w:type="gramStart"/>
-      <w:r>
-        <w:t>, .get</w:t>
-      </w:r>
-      <w:proofErr w:type="gramEnd"/>
-      <w:r>
-        <w:t xml:space="preserve">(), </w:t>
-      </w:r>
-      <w:proofErr w:type="gramStart"/>
-      <w:r>
-        <w:t>and .has</w:t>
-      </w:r>
-      <w:proofErr w:type="gramEnd"/>
-      <w:r>
-        <w:t>() which clearly signals you are doing "Dictionary logic."</w:t>
+        <w:t>It's "cleaner"—you use .set(), .get(), and .has() which clearly signals you are doing "Dictionary logic."</w:t>
       </w:r>
     </w:p>
     <w:p>
@@ -8155,15 +7187,7 @@
         </w:numPr>
       </w:pPr>
       <w:r>
-        <w:t xml:space="preserve">After counting, tell me </w:t>
-      </w:r>
-      <w:proofErr w:type="gramStart"/>
-      <w:r>
-        <w:t>the .size</w:t>
-      </w:r>
-      <w:proofErr w:type="gramEnd"/>
-      <w:r>
-        <w:t> of your map.</w:t>
+        <w:t>After counting, tell me the .size of your map.</w:t>
       </w:r>
     </w:p>
     <w:p>
@@ -8767,11 +7791,9 @@
         <w:t>arr</w:t>
       </w:r>
       <w:proofErr w:type="spellEnd"/>
-      <w:proofErr w:type="gramStart"/>
       <w:r>
         <w:t>);</w:t>
       </w:r>
-      <w:proofErr w:type="gramEnd"/>
     </w:p>
     <w:p>
       <w:proofErr w:type="spellStart"/>
@@ -8780,15 +7802,7 @@
       </w:r>
       <w:proofErr w:type="spellEnd"/>
       <w:r>
-        <w:t xml:space="preserve">(x) // </w:t>
-      </w:r>
-      <w:proofErr w:type="gramStart"/>
-      <w:r>
-        <w:t>O(</w:t>
-      </w:r>
-      <w:proofErr w:type="gramEnd"/>
-      <w:r>
-        <w:t>1)</w:t>
+        <w:t>(x) // O(1)</w:t>
       </w:r>
     </w:p>
     <w:p>
@@ -8825,21 +7839,12 @@
       <w:r>
         <w:t xml:space="preserve">You need </w:t>
       </w:r>
-      <w:proofErr w:type="gramStart"/>
-      <w:r>
-        <w:rPr>
-          <w:b/>
-          <w:bCs/>
-        </w:rPr>
-        <w:t>count</w:t>
-      </w:r>
-      <w:proofErr w:type="gramEnd"/>
-      <w:r>
-        <w:rPr>
-          <w:b/>
-          <w:bCs/>
-        </w:rPr>
-        <w:t xml:space="preserve"> / frequency / number of occurrences</w:t>
+      <w:r>
+        <w:rPr>
+          <w:b/>
+          <w:bCs/>
+        </w:rPr>
+        <w:t>count / frequency / number of occurrences</w:t>
       </w:r>
     </w:p>
     <w:p>
@@ -8894,13 +7899,8 @@
           <w:numId w:val="44"/>
         </w:numPr>
       </w:pPr>
-      <w:proofErr w:type="gramStart"/>
-      <w:r>
-        <w:t>how</w:t>
-      </w:r>
-      <w:proofErr w:type="gramEnd"/>
-      <w:r>
-        <w:t xml:space="preserve"> many times</w:t>
+      <w:r>
+        <w:t>how many times</w:t>
       </w:r>
     </w:p>
     <w:p>
@@ -9288,27 +8288,17 @@
     </w:p>
     <w:p>
       <w:r>
-        <w:t xml:space="preserve">let map = new </w:t>
-      </w:r>
-      <w:proofErr w:type="gramStart"/>
-      <w:r>
-        <w:t>Map();</w:t>
-      </w:r>
-      <w:proofErr w:type="gramEnd"/>
+        <w:t>let map = new Map();</w:t>
+      </w:r>
     </w:p>
     <w:p>
       <w:proofErr w:type="spellStart"/>
-      <w:proofErr w:type="gramStart"/>
       <w:r>
         <w:t>map.set</w:t>
       </w:r>
       <w:proofErr w:type="spellEnd"/>
       <w:r>
-        <w:t>(</w:t>
-      </w:r>
-      <w:proofErr w:type="gramEnd"/>
-      <w:r>
-        <w:t>x, (</w:t>
+        <w:t>(x, (</w:t>
       </w:r>
       <w:proofErr w:type="spellStart"/>
       <w:r>
@@ -9316,13 +8306,8 @@
       </w:r>
       <w:proofErr w:type="spellEnd"/>
       <w:r>
-        <w:t>(x) || 0) + 1</w:t>
-      </w:r>
-      <w:proofErr w:type="gramStart"/>
-      <w:r>
-        <w:t>);</w:t>
-      </w:r>
-      <w:proofErr w:type="gramEnd"/>
+        <w:t>(x) || 0) + 1);</w:t>
+      </w:r>
     </w:p>
     <w:p>
       <w:r>
@@ -9782,11 +8767,9 @@
           <w:numId w:val="46"/>
         </w:numPr>
       </w:pPr>
-      <w:proofErr w:type="gramStart"/>
       <w:r>
         <w:t>merge</w:t>
       </w:r>
-      <w:proofErr w:type="gramEnd"/>
     </w:p>
     <w:p>
       <w:pPr>
@@ -10241,15 +9224,7 @@
     </w:p>
     <w:p>
       <w:r>
-        <w:t xml:space="preserve">Do I need </w:t>
-      </w:r>
-      <w:proofErr w:type="gramStart"/>
-      <w:r>
-        <w:t>count</w:t>
-      </w:r>
-      <w:proofErr w:type="gramEnd"/>
-      <w:r>
-        <w:t>?</w:t>
+        <w:t>Do I need count?</w:t>
       </w:r>
     </w:p>
     <w:p>
@@ -10506,21 +9481,14 @@
     </w:p>
     <w:p/>
     <w:p>
-      <w:proofErr w:type="gramStart"/>
-      <w:r>
-        <w:t>so</w:t>
-      </w:r>
-      <w:proofErr w:type="gramEnd"/>
-      <w:r>
-        <w:t xml:space="preserve"> every time we use hash map need to convert return to </w:t>
+      <w:r>
+        <w:t xml:space="preserve">so every time we use hash map need to convert return to </w:t>
       </w:r>
       <w:proofErr w:type="spellStart"/>
-      <w:proofErr w:type="gramStart"/>
       <w:r>
         <w:t>object.fromentries</w:t>
       </w:r>
       <w:proofErr w:type="spellEnd"/>
-      <w:proofErr w:type="gramEnd"/>
       <w:r>
         <w:t xml:space="preserve"> at last always coz </w:t>
       </w:r>
@@ -10577,7 +9545,7 @@
     <w:p>
       <w:r>
         <w:pict w14:anchorId="4C1C0D56">
-          <v:rect id="_x0000_i1084" style="width:0;height:1.5pt" o:hralign="center" o:hrstd="t" o:hr="t" fillcolor="#a0a0a0" stroked="f"/>
+          <v:rect id="_x0000_i1048" style="width:0;height:1.5pt" o:hralign="center" o:hrstd="t" o:hr="t" fillcolor="#a0a0a0" stroked="f"/>
         </w:pict>
       </w:r>
     </w:p>
@@ -10605,13 +9573,8 @@
       </w:r>
     </w:p>
     <w:p>
-      <w:proofErr w:type="gramStart"/>
-      <w:r>
-        <w:t>every</w:t>
-      </w:r>
-      <w:proofErr w:type="gramEnd"/>
-      <w:r>
-        <w:t xml:space="preserve"> time we use hash map need to convert return to </w:t>
+      <w:r>
+        <w:t xml:space="preserve">every time we use hash map need to convert return to </w:t>
       </w:r>
       <w:proofErr w:type="spellStart"/>
       <w:r>
@@ -10655,7 +9618,7 @@
     <w:p>
       <w:r>
         <w:pict w14:anchorId="6B388165">
-          <v:rect id="_x0000_i1085" style="width:0;height:1.5pt" o:hralign="center" o:hrstd="t" o:hr="t" fillcolor="#a0a0a0" stroked="f"/>
+          <v:rect id="_x0000_i1049" style="width:0;height:1.5pt" o:hralign="center" o:hrstd="t" o:hr="t" fillcolor="#a0a0a0" stroked="f"/>
         </w:pict>
       </w:r>
     </w:p>
@@ -10816,7 +9779,7 @@
     <w:p>
       <w:r>
         <w:pict w14:anchorId="71C8E1C5">
-          <v:rect id="_x0000_i1086" style="width:0;height:1.5pt" o:hralign="center" o:hrstd="t" o:hr="t" fillcolor="#a0a0a0" stroked="f"/>
+          <v:rect id="_x0000_i1050" style="width:0;height:1.5pt" o:hralign="center" o:hrstd="t" o:hr="t" fillcolor="#a0a0a0" stroked="f"/>
         </w:pict>
       </w:r>
     </w:p>
@@ -10840,15 +9803,7 @@
           <w:b/>
           <w:bCs/>
         </w:rPr>
-        <w:t xml:space="preserve"> Why JSON doesn’t understand Map (baby </w:t>
-      </w:r>
-      <w:proofErr w:type="gramStart"/>
-      <w:r>
-        <w:rPr>
-          <w:b/>
-          <w:bCs/>
-        </w:rPr>
-        <w:t xml:space="preserve">version </w:t>
+        <w:t xml:space="preserve"> Why JSON doesn’t understand Map (baby version </w:t>
       </w:r>
       <w:r>
         <w:rPr>
@@ -10865,7 +9820,6 @@
         </w:rPr>
         <w:t>)</w:t>
       </w:r>
-      <w:proofErr w:type="gramEnd"/>
     </w:p>
     <w:p>
       <w:r>
@@ -10873,11 +9827,9 @@
       </w:r>
     </w:p>
     <w:p>
-      <w:proofErr w:type="gramStart"/>
       <w:r>
         <w:t>Map(2) {</w:t>
       </w:r>
-      <w:proofErr w:type="gramEnd"/>
     </w:p>
     <w:p>
       <w:r>
@@ -10921,13 +9873,8 @@
       </w:r>
     </w:p>
     <w:p>
-      <w:proofErr w:type="gramStart"/>
-      <w:r>
-        <w:t>So</w:t>
-      </w:r>
-      <w:proofErr w:type="gramEnd"/>
-      <w:r>
-        <w:t xml:space="preserve"> when JSON sees Map:</w:t>
+      <w:r>
+        <w:t>So when JSON sees Map:</w:t>
       </w:r>
     </w:p>
     <w:p>
@@ -10965,16 +9912,14 @@
       </w:r>
     </w:p>
     <w:p>
-      <w:proofErr w:type="gramStart"/>
       <w:r>
         <w:t>"{}"</w:t>
       </w:r>
-      <w:proofErr w:type="gramEnd"/>
     </w:p>
     <w:p>
       <w:r>
         <w:pict w14:anchorId="428A39ED">
-          <v:rect id="_x0000_i1087" style="width:0;height:1.5pt" o:hralign="center" o:hrstd="t" o:hr="t" fillcolor="#a0a0a0" stroked="f"/>
+          <v:rect id="_x0000_i1051" style="width:0;height:1.5pt" o:hralign="center" o:hrstd="t" o:hr="t" fillcolor="#a0a0a0" stroked="f"/>
         </w:pict>
       </w:r>
     </w:p>
@@ -11026,15 +9971,7 @@
     </w:p>
     <w:p>
       <w:r>
-        <w:t>“</w:t>
-      </w:r>
-      <w:proofErr w:type="gramStart"/>
-      <w:r>
-        <w:t>keys</w:t>
-      </w:r>
-      <w:proofErr w:type="gramEnd"/>
-      <w:r>
-        <w:t xml:space="preserve"> are not fetchable properly”</w:t>
+        <w:t>“keys are not fetchable properly”</w:t>
       </w:r>
     </w:p>
     <w:p>
@@ -11099,7 +10036,7 @@
     <w:p>
       <w:r>
         <w:pict w14:anchorId="4BDD2093">
-          <v:rect id="_x0000_i1088" style="width:0;height:1.5pt" o:hralign="center" o:hrstd="t" o:hr="t" fillcolor="#a0a0a0" stroked="f"/>
+          <v:rect id="_x0000_i1052" style="width:0;height:1.5pt" o:hralign="center" o:hrstd="t" o:hr="t" fillcolor="#a0a0a0" stroked="f"/>
         </w:pict>
       </w:r>
     </w:p>
@@ -11202,13 +10139,8 @@
           <w:numId w:val="50"/>
         </w:numPr>
       </w:pPr>
-      <w:proofErr w:type="gramStart"/>
-      <w:r>
-        <w:t>.has</w:t>
-      </w:r>
-      <w:proofErr w:type="gramEnd"/>
-      <w:r>
-        <w:t>()</w:t>
+      <w:r>
+        <w:t>.has()</w:t>
       </w:r>
     </w:p>
     <w:p>
@@ -11218,13 +10150,8 @@
           <w:numId w:val="50"/>
         </w:numPr>
       </w:pPr>
-      <w:proofErr w:type="gramStart"/>
-      <w:r>
-        <w:t>.get</w:t>
-      </w:r>
-      <w:proofErr w:type="gramEnd"/>
-      <w:r>
-        <w:t>()</w:t>
+      <w:r>
+        <w:t>.get()</w:t>
       </w:r>
     </w:p>
     <w:p>
@@ -11234,13 +10161,8 @@
           <w:numId w:val="50"/>
         </w:numPr>
       </w:pPr>
-      <w:proofErr w:type="gramStart"/>
-      <w:r>
-        <w:t>.set</w:t>
-      </w:r>
-      <w:proofErr w:type="gramEnd"/>
-      <w:r>
-        <w:t>()</w:t>
+      <w:r>
+        <w:t>.set()</w:t>
       </w:r>
     </w:p>
     <w:p>
@@ -11283,193 +10205,154 @@
     </w:p>
     <w:p>
       <w:r>
-        <w:t xml:space="preserve">let map = new </w:t>
-      </w:r>
-      <w:proofErr w:type="gramStart"/>
-      <w:r>
-        <w:t>Map();</w:t>
-      </w:r>
-      <w:proofErr w:type="gramEnd"/>
+        <w:t>let map = new Map();</w:t>
+      </w:r>
     </w:p>
     <w:p>
       <w:proofErr w:type="spellStart"/>
-      <w:proofErr w:type="gramStart"/>
       <w:r>
         <w:t>map.set</w:t>
       </w:r>
       <w:proofErr w:type="spellEnd"/>
       <w:r>
+        <w:t>(1, 2);</w:t>
+      </w:r>
+    </w:p>
+    <w:p>
+      <w:proofErr w:type="spellStart"/>
+      <w:r>
+        <w:t>map.get</w:t>
+      </w:r>
+      <w:proofErr w:type="spellEnd"/>
+      <w:r>
+        <w:t xml:space="preserve">(1); // </w:t>
+      </w:r>
+      <w:r>
+        <w:rPr>
+          <w:rFonts w:ascii="Segoe UI Emoji" w:hAnsi="Segoe UI Emoji" w:cs="Segoe UI Emoji"/>
+        </w:rPr>
+        <w:t>✅</w:t>
+      </w:r>
+      <w:r>
+        <w:t xml:space="preserve"> fine</w:t>
+      </w:r>
+    </w:p>
+    <w:p>
+      <w:r>
+        <w:t xml:space="preserve">No conversion needed here </w:t>
+      </w:r>
+      <w:r>
+        <w:rPr>
+          <w:rFonts w:ascii="Segoe UI Emoji" w:hAnsi="Segoe UI Emoji" w:cs="Segoe UI Emoji"/>
+        </w:rPr>
+        <w:t>👍</w:t>
+      </w:r>
+    </w:p>
+    <w:p>
+      <w:r>
+        <w:pict w14:anchorId="7D377B52">
+          <v:rect id="_x0000_i1053" style="width:0;height:1.5pt" o:hralign="center" o:hrstd="t" o:hr="t" fillcolor="#a0a0a0" stroked="f"/>
+        </w:pict>
+      </w:r>
+    </w:p>
+    <w:p>
+      <w:pPr>
+        <w:rPr>
+          <w:b/>
+          <w:bCs/>
+        </w:rPr>
+      </w:pPr>
+      <w:r>
+        <w:rPr>
+          <w:rFonts w:ascii="Segoe UI Emoji" w:hAnsi="Segoe UI Emoji" w:cs="Segoe UI Emoji"/>
+          <w:b/>
+          <w:bCs/>
+        </w:rPr>
+        <w:t>🟢</w:t>
+      </w:r>
+      <w:r>
+        <w:rPr>
+          <w:b/>
+          <w:bCs/>
+        </w:rPr>
+        <w:t xml:space="preserve"> When you MUST convert</w:t>
+      </w:r>
+    </w:p>
+    <w:p>
+      <w:pPr>
+        <w:rPr>
+          <w:b/>
+          <w:bCs/>
+        </w:rPr>
+      </w:pPr>
+      <w:r>
+        <w:rPr>
+          <w:b/>
+          <w:bCs/>
+        </w:rPr>
+        <w:t>Example: Frequency problem</w:t>
+      </w:r>
+    </w:p>
+    <w:p>
+      <w:r>
+        <w:t xml:space="preserve">function </w:t>
+      </w:r>
+      <w:proofErr w:type="spellStart"/>
+      <w:r>
+        <w:t>freq</w:t>
+      </w:r>
+      <w:proofErr w:type="spellEnd"/>
+      <w:r>
         <w:t>(</w:t>
       </w:r>
-      <w:proofErr w:type="gramEnd"/>
-      <w:r>
-        <w:t>1, 2</w:t>
-      </w:r>
-      <w:proofErr w:type="gramStart"/>
-      <w:r>
-        <w:t>);</w:t>
-      </w:r>
-      <w:proofErr w:type="gramEnd"/>
-    </w:p>
-    <w:p>
       <w:proofErr w:type="spellStart"/>
-      <w:proofErr w:type="gramStart"/>
+      <w:r>
+        <w:t>arr</w:t>
+      </w:r>
+      <w:proofErr w:type="spellEnd"/>
+      <w:r>
+        <w:t>) {</w:t>
+      </w:r>
+    </w:p>
+    <w:p>
+      <w:r>
+        <w:t xml:space="preserve">  let map = new Map();</w:t>
+      </w:r>
+    </w:p>
+    <w:p/>
+    <w:p>
+      <w:r>
+        <w:t xml:space="preserve">  for (let x of </w:t>
+      </w:r>
+      <w:proofErr w:type="spellStart"/>
+      <w:r>
+        <w:t>arr</w:t>
+      </w:r>
+      <w:proofErr w:type="spellEnd"/>
+      <w:r>
+        <w:t>) {</w:t>
+      </w:r>
+    </w:p>
+    <w:p>
+      <w:r>
+        <w:t xml:space="preserve">    </w:t>
+      </w:r>
+      <w:proofErr w:type="spellStart"/>
+      <w:r>
+        <w:t>map.set</w:t>
+      </w:r>
+      <w:proofErr w:type="spellEnd"/>
+      <w:r>
+        <w:t>(x, (</w:t>
+      </w:r>
+      <w:proofErr w:type="spellStart"/>
       <w:r>
         <w:t>map.get</w:t>
       </w:r>
       <w:proofErr w:type="spellEnd"/>
       <w:r>
-        <w:t>(</w:t>
-      </w:r>
-      <w:proofErr w:type="gramEnd"/>
-      <w:r>
-        <w:t xml:space="preserve">1); // </w:t>
-      </w:r>
-      <w:r>
-        <w:rPr>
-          <w:rFonts w:ascii="Segoe UI Emoji" w:hAnsi="Segoe UI Emoji" w:cs="Segoe UI Emoji"/>
-        </w:rPr>
-        <w:t>✅</w:t>
-      </w:r>
-      <w:r>
-        <w:t xml:space="preserve"> fine</w:t>
-      </w:r>
-    </w:p>
-    <w:p>
-      <w:r>
-        <w:t xml:space="preserve">No conversion needed here </w:t>
-      </w:r>
-      <w:r>
-        <w:rPr>
-          <w:rFonts w:ascii="Segoe UI Emoji" w:hAnsi="Segoe UI Emoji" w:cs="Segoe UI Emoji"/>
-        </w:rPr>
-        <w:t>👍</w:t>
-      </w:r>
-    </w:p>
-    <w:p>
-      <w:r>
-        <w:pict w14:anchorId="7D377B52">
-          <v:rect id="_x0000_i1089" style="width:0;height:1.5pt" o:hralign="center" o:hrstd="t" o:hr="t" fillcolor="#a0a0a0" stroked="f"/>
-        </w:pict>
-      </w:r>
-    </w:p>
-    <w:p>
-      <w:pPr>
-        <w:rPr>
-          <w:b/>
-          <w:bCs/>
-        </w:rPr>
-      </w:pPr>
-      <w:r>
-        <w:rPr>
-          <w:rFonts w:ascii="Segoe UI Emoji" w:hAnsi="Segoe UI Emoji" w:cs="Segoe UI Emoji"/>
-          <w:b/>
-          <w:bCs/>
-        </w:rPr>
-        <w:t>🟢</w:t>
-      </w:r>
-      <w:r>
-        <w:rPr>
-          <w:b/>
-          <w:bCs/>
-        </w:rPr>
-        <w:t xml:space="preserve"> When you MUST convert</w:t>
-      </w:r>
-    </w:p>
-    <w:p>
-      <w:pPr>
-        <w:rPr>
-          <w:b/>
-          <w:bCs/>
-        </w:rPr>
-      </w:pPr>
-      <w:r>
-        <w:rPr>
-          <w:b/>
-          <w:bCs/>
-        </w:rPr>
-        <w:t>Example: Frequency problem</w:t>
-      </w:r>
-    </w:p>
-    <w:p>
-      <w:r>
-        <w:t xml:space="preserve">function </w:t>
-      </w:r>
-      <w:proofErr w:type="spellStart"/>
-      <w:r>
-        <w:t>freq</w:t>
-      </w:r>
-      <w:proofErr w:type="spellEnd"/>
-      <w:r>
-        <w:t>(</w:t>
-      </w:r>
-      <w:proofErr w:type="spellStart"/>
-      <w:proofErr w:type="gramStart"/>
-      <w:r>
-        <w:t>arr</w:t>
-      </w:r>
-      <w:proofErr w:type="spellEnd"/>
-      <w:r>
-        <w:t>) {</w:t>
-      </w:r>
-      <w:proofErr w:type="gramEnd"/>
-    </w:p>
-    <w:p>
-      <w:r>
-        <w:t xml:space="preserve">  let map = new </w:t>
-      </w:r>
-      <w:proofErr w:type="gramStart"/>
-      <w:r>
-        <w:t>Map();</w:t>
-      </w:r>
-      <w:proofErr w:type="gramEnd"/>
-    </w:p>
-    <w:p/>
-    <w:p>
-      <w:r>
-        <w:t xml:space="preserve">  for (let x of </w:t>
-      </w:r>
-      <w:proofErr w:type="spellStart"/>
-      <w:proofErr w:type="gramStart"/>
-      <w:r>
-        <w:t>arr</w:t>
-      </w:r>
-      <w:proofErr w:type="spellEnd"/>
-      <w:r>
-        <w:t>) {</w:t>
-      </w:r>
-      <w:proofErr w:type="gramEnd"/>
-    </w:p>
-    <w:p>
-      <w:r>
-        <w:t xml:space="preserve">    </w:t>
-      </w:r>
-      <w:proofErr w:type="spellStart"/>
-      <w:proofErr w:type="gramStart"/>
-      <w:r>
-        <w:t>map.set</w:t>
-      </w:r>
-      <w:proofErr w:type="spellEnd"/>
-      <w:r>
-        <w:t>(</w:t>
-      </w:r>
-      <w:proofErr w:type="gramEnd"/>
-      <w:r>
-        <w:t>x, (</w:t>
-      </w:r>
-      <w:proofErr w:type="spellStart"/>
-      <w:r>
-        <w:t>map.get</w:t>
-      </w:r>
-      <w:proofErr w:type="spellEnd"/>
-      <w:r>
-        <w:t>(x) || 0) + 1</w:t>
-      </w:r>
-      <w:proofErr w:type="gramStart"/>
-      <w:r>
-        <w:t>);</w:t>
-      </w:r>
-      <w:proofErr w:type="gramEnd"/>
+        <w:t>(x) || 0) + 1);</w:t>
+      </w:r>
     </w:p>
     <w:p>
       <w:r>
@@ -18914,6 +17797,7 @@
   <w:style w:type="character" w:default="1" w:styleId="DefaultParagraphFont">
     <w:name w:val="Default Paragraph Font"/>
     <w:uiPriority w:val="1"/>
+    <w:semiHidden/>
     <w:unhideWhenUsed/>
   </w:style>
   <w:style w:type="table" w:default="1" w:styleId="TableNormal">

--- a/Hashing/Hashing.docx
+++ b/Hashing/Hashing.docx
@@ -4411,31 +4411,7 @@
     <w:p>
       <w:r>
         <w:lastRenderedPageBreak/>
-        <w:t xml:space="preserve">first of all you are confusing me go slowly see in </w:t>
-      </w:r>
-      <w:proofErr w:type="spellStart"/>
-      <w:r>
-        <w:t>js</w:t>
-      </w:r>
-      <w:proofErr w:type="spellEnd"/>
-      <w:r>
-        <w:t xml:space="preserve"> we have separate concepts as map and set first explain that then there is a concept hashing which has </w:t>
-      </w:r>
-      <w:proofErr w:type="spellStart"/>
-      <w:r>
-        <w:t>hashset</w:t>
-      </w:r>
-      <w:proofErr w:type="spellEnd"/>
-      <w:r>
-        <w:t xml:space="preserve"> and </w:t>
-      </w:r>
-      <w:proofErr w:type="spellStart"/>
-      <w:r>
-        <w:t>hashmap</w:t>
-      </w:r>
-      <w:proofErr w:type="spellEnd"/>
-      <w:r>
-        <w:t xml:space="preserve"> then explain that properly like baby</w:t>
+        <w:t>first of all you are confusing me go slowly see in js we have separate concepts as map and set first explain that then there is a concept hashing which has hashset and hashmap then explain that properly like baby</w:t>
       </w:r>
     </w:p>
     <w:p>
@@ -4599,15 +4575,7 @@
         <w:t>In JS:</w:t>
       </w:r>
       <w:r>
-        <w:t xml:space="preserve"> const </w:t>
-      </w:r>
-      <w:proofErr w:type="spellStart"/>
-      <w:r>
-        <w:t>mySet</w:t>
-      </w:r>
-      <w:proofErr w:type="spellEnd"/>
-      <w:r>
-        <w:t xml:space="preserve"> = new Set();</w:t>
+        <w:t> const mySet = new Set();</w:t>
       </w:r>
     </w:p>
     <w:p>
@@ -4724,15 +4692,7 @@
         <w:t>In JS:</w:t>
       </w:r>
       <w:r>
-        <w:t xml:space="preserve"> const </w:t>
-      </w:r>
-      <w:proofErr w:type="spellStart"/>
-      <w:r>
-        <w:t>myMap</w:t>
-      </w:r>
-      <w:proofErr w:type="spellEnd"/>
-      <w:r>
-        <w:t xml:space="preserve"> = new Map();</w:t>
+        <w:t> const myMap = new Map();</w:t>
       </w:r>
     </w:p>
     <w:p>
@@ -5332,23 +5292,7 @@
           <w:i/>
           <w:iCs/>
         </w:rPr>
-        <w:t xml:space="preserve">"I'll give you a HashSet implementation so it's </w:t>
-      </w:r>
-      <w:proofErr w:type="spellStart"/>
-      <w:r>
-        <w:rPr>
-          <w:i/>
-          <w:iCs/>
-        </w:rPr>
-        <w:t>super fast</w:t>
-      </w:r>
-      <w:proofErr w:type="spellEnd"/>
-      <w:r>
-        <w:rPr>
-          <w:i/>
-          <w:iCs/>
-        </w:rPr>
-        <w:t>."</w:t>
+        <w:t>"I'll give you a HashSet implementation so it's super fast."</w:t>
       </w:r>
     </w:p>
     <w:p>
@@ -5410,23 +5354,7 @@
     </w:p>
     <w:p>
       <w:r>
-        <w:t xml:space="preserve">ok then why we use map mostly with the functions like there is table with lot of records and </w:t>
-      </w:r>
-      <w:proofErr w:type="spellStart"/>
-      <w:r>
-        <w:t>i</w:t>
-      </w:r>
-      <w:proofErr w:type="spellEnd"/>
-      <w:r>
-        <w:t xml:space="preserve"> </w:t>
-      </w:r>
-      <w:proofErr w:type="spellStart"/>
-      <w:r>
-        <w:t>wanna</w:t>
-      </w:r>
-      <w:proofErr w:type="spellEnd"/>
-      <w:r>
-        <w:t xml:space="preserve"> show it or display it so that time we mostly use map why?</w:t>
+        <w:t>ok then why we use map mostly with the functions like there is table with lot of records and i wanna show it or display it so that time we mostly use map why?</w:t>
       </w:r>
     </w:p>
     <w:p>
@@ -5679,23 +5607,7 @@
     </w:p>
     <w:p>
       <w:r>
-        <w:t xml:space="preserve">const </w:t>
-      </w:r>
-      <w:proofErr w:type="spellStart"/>
-      <w:r>
-        <w:t>listItems</w:t>
-      </w:r>
-      <w:proofErr w:type="spellEnd"/>
-      <w:r>
-        <w:t xml:space="preserve"> = </w:t>
-      </w:r>
-      <w:proofErr w:type="spellStart"/>
-      <w:r>
-        <w:t>records.map</w:t>
-      </w:r>
-      <w:proofErr w:type="spellEnd"/>
-      <w:r>
-        <w:t>((name) =&gt; {</w:t>
+        <w:t>const listItems = records.map((name) =&gt; {</w:t>
       </w:r>
     </w:p>
     <w:p>
@@ -5711,15 +5623,7 @@
     <w:p/>
     <w:p>
       <w:r>
-        <w:t xml:space="preserve">// Now </w:t>
-      </w:r>
-      <w:proofErr w:type="spellStart"/>
-      <w:r>
-        <w:t>listItems</w:t>
-      </w:r>
-      <w:proofErr w:type="spellEnd"/>
-      <w:r>
-        <w:t xml:space="preserve"> is: ["&lt;li&gt;Alice&lt;/li&gt;", "&lt;li&gt;Bob&lt;/li&gt;", "&lt;li&gt;Charlie&lt;/li&gt;"]</w:t>
+        <w:t>// Now listItems is: ["&lt;li&gt;Alice&lt;/li&gt;", "&lt;li&gt;Bob&lt;/li&gt;", "&lt;li&gt;Charlie&lt;/li&gt;"]</w:t>
       </w:r>
     </w:p>
     <w:p>
@@ -5756,15 +5660,7 @@
         <w:t>It’s Cleaner:</w:t>
       </w:r>
       <w:r>
-        <w:t> You don't have to manage a counter like </w:t>
-      </w:r>
-      <w:proofErr w:type="spellStart"/>
-      <w:r>
-        <w:t>i</w:t>
-      </w:r>
-      <w:proofErr w:type="spellEnd"/>
-      <w:r>
-        <w:t xml:space="preserve"> = 0.</w:t>
+        <w:t> You don't have to manage a counter like i = 0.</w:t>
       </w:r>
     </w:p>
     <w:p>
@@ -6084,15 +5980,7 @@
     </w:p>
     <w:p>
       <w:r>
-        <w:t>When you are solving NeetCode/</w:t>
-      </w:r>
-      <w:proofErr w:type="spellStart"/>
-      <w:r>
-        <w:t>LeetCode</w:t>
-      </w:r>
-      <w:proofErr w:type="spellEnd"/>
-      <w:r>
-        <w:t xml:space="preserve"> problems:</w:t>
+        <w:t>When you are solving NeetCode/LeetCode problems:</w:t>
       </w:r>
     </w:p>
     <w:p>
@@ -6164,37 +6052,8 @@
     </w:p>
     <w:p>
       <w:r>
-        <w:t xml:space="preserve">then what is </w:t>
-      </w:r>
-      <w:proofErr w:type="spellStart"/>
-      <w:r>
-        <w:t>diference</w:t>
-      </w:r>
-      <w:proofErr w:type="spellEnd"/>
-      <w:r>
-        <w:t xml:space="preserve"> between Just a Map and objects both has key value then </w:t>
-      </w:r>
-      <w:proofErr w:type="spellStart"/>
-      <w:r>
-        <w:t>whats</w:t>
-      </w:r>
-      <w:proofErr w:type="spellEnd"/>
-      <w:r>
-        <w:t xml:space="preserve"> the diff also then </w:t>
-      </w:r>
-      <w:proofErr w:type="spellStart"/>
-      <w:r>
-        <w:t>whats</w:t>
-      </w:r>
-      <w:proofErr w:type="spellEnd"/>
-      <w:r>
-        <w:t xml:space="preserve"> diff bet Map and a </w:t>
-      </w:r>
-      <w:proofErr w:type="spellStart"/>
-      <w:r>
-        <w:t>hashmap</w:t>
-      </w:r>
-      <w:proofErr w:type="spellEnd"/>
+        <w:t>then what is diference between Just a Map and objects both has key value then whats the diff also then whats diff bet Map and a hashmap</w:t>
+      </w:r>
     </w:p>
     <w:p>
       <w:r>
@@ -6357,13 +6216,8 @@
           <w:numId w:val="37"/>
         </w:numPr>
       </w:pPr>
-      <w:proofErr w:type="spellStart"/>
-      <w:r>
-        <w:t>m.set</w:t>
-      </w:r>
-      <w:proofErr w:type="spellEnd"/>
-      <w:r>
-        <w:t>(1, "hello") stays as the number 1. This is huge for problems where "Number vs String" matters.</w:t>
+      <w:r>
+        <w:t>m.set(1, "hello") stays as the number 1. This is huge for problems where "Number vs String" matters.</w:t>
       </w:r>
     </w:p>
     <w:p>
@@ -6396,23 +6250,7 @@
         <w:t>Object:</w:t>
       </w:r>
       <w:r>
-        <w:t> Not "empty" by default. It inherits properties like .</w:t>
-      </w:r>
-      <w:proofErr w:type="spellStart"/>
-      <w:r>
-        <w:t>toString</w:t>
-      </w:r>
-      <w:proofErr w:type="spellEnd"/>
-      <w:r>
-        <w:t>. If you're counting words and a word is "</w:t>
-      </w:r>
-      <w:proofErr w:type="spellStart"/>
-      <w:r>
-        <w:t>toString</w:t>
-      </w:r>
-      <w:proofErr w:type="spellEnd"/>
-      <w:r>
-        <w:t>", your object might break!</w:t>
+        <w:t> Not "empty" by default. It inherits properties like .toString. If you're counting words and a word is "toString", your object might break!</w:t>
       </w:r>
     </w:p>
     <w:p>
@@ -6463,15 +6301,7 @@
         <w:t>Object:</w:t>
       </w:r>
       <w:r>
-        <w:t> You have to manually count keys using </w:t>
-      </w:r>
-      <w:proofErr w:type="spellStart"/>
-      <w:r>
-        <w:t>Object.keys</w:t>
-      </w:r>
-      <w:proofErr w:type="spellEnd"/>
-      <w:r>
-        <w:t>(obj).length (which is slow, ).</w:t>
+        <w:t> You have to manually count keys using Object.keys(obj).length (which is slow, ).</w:t>
       </w:r>
     </w:p>
     <w:p>
@@ -6489,15 +6319,7 @@
         <w:t>Map:</w:t>
       </w:r>
       <w:r>
-        <w:t> Just use </w:t>
-      </w:r>
-      <w:proofErr w:type="spellStart"/>
-      <w:r>
-        <w:t>m.size</w:t>
-      </w:r>
-      <w:proofErr w:type="spellEnd"/>
-      <w:r>
-        <w:t> (instant, ).</w:t>
+        <w:t> Just use m.size (instant, ).</w:t>
       </w:r>
     </w:p>
     <w:p>
@@ -7006,13 +6828,8 @@
             <w:hideMark/>
           </w:tcPr>
           <w:p>
-            <w:proofErr w:type="spellStart"/>
             <w:r>
-              <w:t>Object.keys</w:t>
-            </w:r>
-            <w:proofErr w:type="spellEnd"/>
-            <w:r>
-              <w:t>(obj).length</w:t>
+              <w:t>Object.keys(obj).length</w:t>
             </w:r>
           </w:p>
         </w:tc>
@@ -7029,11 +6846,9 @@
             <w:hideMark/>
           </w:tcPr>
           <w:p>
-            <w:proofErr w:type="spellStart"/>
             <w:r>
               <w:t>map.size</w:t>
             </w:r>
-            <w:proofErr w:type="spellEnd"/>
           </w:p>
         </w:tc>
       </w:tr>
@@ -7675,15 +7490,7 @@
           </w:tcPr>
           <w:p>
             <w:r>
-              <w:t>Pair with given diff (</w:t>
-            </w:r>
-            <w:proofErr w:type="spellStart"/>
-            <w:r>
-              <w:t>boolean</w:t>
-            </w:r>
-            <w:proofErr w:type="spellEnd"/>
-            <w:r>
-              <w:t>)</w:t>
+              <w:t>Pair with given diff (boolean)</w:t>
             </w:r>
           </w:p>
         </w:tc>
@@ -7784,25 +7591,12 @@
     </w:p>
     <w:p>
       <w:r>
-        <w:t>let set = new Set(</w:t>
-      </w:r>
-      <w:proofErr w:type="spellStart"/>
-      <w:r>
-        <w:t>arr</w:t>
-      </w:r>
-      <w:proofErr w:type="spellEnd"/>
-      <w:r>
-        <w:t>);</w:t>
-      </w:r>
-    </w:p>
-    <w:p>
-      <w:proofErr w:type="spellStart"/>
-      <w:r>
-        <w:t>set.has</w:t>
-      </w:r>
-      <w:proofErr w:type="spellEnd"/>
-      <w:r>
-        <w:t>(x) // O(1)</w:t>
+        <w:t>let set = new Set(arr);</w:t>
+      </w:r>
+    </w:p>
+    <w:p>
+      <w:r>
+        <w:t>set.has(x) // O(1)</w:t>
       </w:r>
     </w:p>
     <w:p>
@@ -8292,21 +8086,8 @@
       </w:r>
     </w:p>
     <w:p>
-      <w:proofErr w:type="spellStart"/>
-      <w:r>
-        <w:t>map.set</w:t>
-      </w:r>
-      <w:proofErr w:type="spellEnd"/>
-      <w:r>
-        <w:t>(x, (</w:t>
-      </w:r>
-      <w:proofErr w:type="spellStart"/>
-      <w:r>
-        <w:t>map.get</w:t>
-      </w:r>
-      <w:proofErr w:type="spellEnd"/>
-      <w:r>
-        <w:t>(x) || 0) + 1);</w:t>
+      <w:r>
+        <w:t>map.set(x, (map.get(x) || 0) + 1);</w:t>
       </w:r>
     </w:p>
     <w:p>
@@ -9482,39 +9263,7 @@
     <w:p/>
     <w:p>
       <w:r>
-        <w:t xml:space="preserve">so every time we use hash map need to convert return to </w:t>
-      </w:r>
-      <w:proofErr w:type="spellStart"/>
-      <w:r>
-        <w:t>object.fromentries</w:t>
-      </w:r>
-      <w:proofErr w:type="spellEnd"/>
-      <w:r>
-        <w:t xml:space="preserve"> at last always coz </w:t>
-      </w:r>
-      <w:proofErr w:type="spellStart"/>
-      <w:r>
-        <w:t>json</w:t>
-      </w:r>
-      <w:proofErr w:type="spellEnd"/>
-      <w:r>
-        <w:t xml:space="preserve"> </w:t>
-      </w:r>
-      <w:proofErr w:type="spellStart"/>
-      <w:r>
-        <w:t>dont</w:t>
-      </w:r>
-      <w:proofErr w:type="spellEnd"/>
-      <w:r>
-        <w:t xml:space="preserve"> understand map coz its keys are not fetchable </w:t>
-      </w:r>
-      <w:proofErr w:type="spellStart"/>
-      <w:r>
-        <w:t>propelry</w:t>
-      </w:r>
-      <w:proofErr w:type="spellEnd"/>
-      <w:r>
-        <w:t xml:space="preserve"> </w:t>
+        <w:t xml:space="preserve">so every time we use hash map need to convert return to object.fromentries at last always coz json dont understand map coz its keys are not fetchable propelry </w:t>
       </w:r>
     </w:p>
     <w:p>
@@ -9574,15 +9323,7 @@
     </w:p>
     <w:p>
       <w:r>
-        <w:t xml:space="preserve">every time we use hash map need to convert return to </w:t>
-      </w:r>
-      <w:proofErr w:type="spellStart"/>
-      <w:r>
-        <w:t>Object.fromEntries</w:t>
-      </w:r>
-      <w:proofErr w:type="spellEnd"/>
-      <w:r>
-        <w:t xml:space="preserve">() </w:t>
+        <w:t xml:space="preserve">every time we use hash map need to convert return to Object.fromEntries() </w:t>
       </w:r>
       <w:r>
         <w:rPr>
@@ -9729,11 +9470,9 @@
           <w:numId w:val="48"/>
         </w:numPr>
       </w:pPr>
-      <w:proofErr w:type="spellStart"/>
       <w:r>
         <w:t>JSON.stringify</w:t>
       </w:r>
-      <w:proofErr w:type="spellEnd"/>
     </w:p>
     <w:p>
       <w:pPr>
@@ -9878,13 +9617,8 @@
       </w:r>
     </w:p>
     <w:p>
-      <w:proofErr w:type="spellStart"/>
-      <w:r>
-        <w:t>JSON.stringify</w:t>
-      </w:r>
-      <w:proofErr w:type="spellEnd"/>
-      <w:r>
-        <w:t>(map)</w:t>
+      <w:r>
+        <w:t>JSON.stringify(map)</w:t>
       </w:r>
     </w:p>
     <w:p>
@@ -10060,23 +9794,7 @@
           <w:b/>
           <w:bCs/>
         </w:rPr>
-        <w:t xml:space="preserve"> When you do NOT need </w:t>
-      </w:r>
-      <w:proofErr w:type="spellStart"/>
-      <w:r>
-        <w:rPr>
-          <w:b/>
-          <w:bCs/>
-        </w:rPr>
-        <w:t>Object.fromEntries</w:t>
-      </w:r>
-      <w:proofErr w:type="spellEnd"/>
-      <w:r>
-        <w:rPr>
-          <w:b/>
-          <w:bCs/>
-        </w:rPr>
-        <w:t>()</w:t>
+        <w:t xml:space="preserve"> When you do NOT need Object.fromEntries()</w:t>
       </w:r>
     </w:p>
     <w:p>
@@ -10209,23 +9927,13 @@
       </w:r>
     </w:p>
     <w:p>
-      <w:proofErr w:type="spellStart"/>
-      <w:r>
-        <w:t>map.set</w:t>
-      </w:r>
-      <w:proofErr w:type="spellEnd"/>
-      <w:r>
-        <w:t>(1, 2);</w:t>
-      </w:r>
-    </w:p>
-    <w:p>
-      <w:proofErr w:type="spellStart"/>
-      <w:r>
-        <w:t>map.get</w:t>
-      </w:r>
-      <w:proofErr w:type="spellEnd"/>
-      <w:r>
-        <w:t xml:space="preserve">(1); // </w:t>
+      <w:r>
+        <w:t>map.set(1, 2);</w:t>
+      </w:r>
+    </w:p>
+    <w:p>
+      <w:r>
+        <w:t xml:space="preserve">map.get(1); // </w:t>
       </w:r>
       <w:r>
         <w:rPr>
@@ -10295,23 +10003,7 @@
     </w:p>
     <w:p>
       <w:r>
-        <w:t xml:space="preserve">function </w:t>
-      </w:r>
-      <w:proofErr w:type="spellStart"/>
-      <w:r>
-        <w:t>freq</w:t>
-      </w:r>
-      <w:proofErr w:type="spellEnd"/>
-      <w:r>
-        <w:t>(</w:t>
-      </w:r>
-      <w:proofErr w:type="spellStart"/>
-      <w:r>
-        <w:t>arr</w:t>
-      </w:r>
-      <w:proofErr w:type="spellEnd"/>
-      <w:r>
-        <w:t>) {</w:t>
+        <w:t>function freq(arr) {</w:t>
       </w:r>
     </w:p>
     <w:p>
@@ -10322,36 +10014,12 @@
     <w:p/>
     <w:p>
       <w:r>
-        <w:t xml:space="preserve">  for (let x of </w:t>
-      </w:r>
-      <w:proofErr w:type="spellStart"/>
-      <w:r>
-        <w:t>arr</w:t>
-      </w:r>
-      <w:proofErr w:type="spellEnd"/>
-      <w:r>
-        <w:t>) {</w:t>
-      </w:r>
-    </w:p>
-    <w:p>
-      <w:r>
-        <w:t xml:space="preserve">    </w:t>
-      </w:r>
-      <w:proofErr w:type="spellStart"/>
-      <w:r>
-        <w:t>map.set</w:t>
-      </w:r>
-      <w:proofErr w:type="spellEnd"/>
-      <w:r>
-        <w:t>(x, (</w:t>
-      </w:r>
-      <w:proofErr w:type="spellStart"/>
-      <w:r>
-        <w:t>map.get</w:t>
-      </w:r>
-      <w:proofErr w:type="spellEnd"/>
-      <w:r>
-        <w:t>(x) || 0) + 1);</w:t>
+        <w:t xml:space="preserve">  for (let x of arr) {</w:t>
+      </w:r>
+    </w:p>
+    <w:p>
+      <w:r>
+        <w:t xml:space="preserve">    map.set(x, (map.get(x) || 0) + 1);</w:t>
       </w:r>
     </w:p>
     <w:p>
@@ -10362,15 +10030,7 @@
     <w:p/>
     <w:p>
       <w:r>
-        <w:t xml:space="preserve">  return </w:t>
-      </w:r>
-      <w:proofErr w:type="spellStart"/>
-      <w:r>
-        <w:t>Object.fromEntries</w:t>
-      </w:r>
-      <w:proofErr w:type="spellEnd"/>
-      <w:r>
-        <w:t xml:space="preserve">(map); // </w:t>
+        <w:t xml:space="preserve">  return Object.fromEntries(map); // </w:t>
       </w:r>
       <w:r>
         <w:rPr>
